--- a/docs/configuration/T08_配置管理计划.docx
+++ b/docs/configuration/T08_配置管理计划.docx
@@ -182,7 +182,7 @@
           <w:rFonts w:ascii="Times New Roman" w:hAnsi="Times New Roman" w:eastAsia="宋体"/>
           <w:sz w:val="24"/>
         </w:rPr>
-        <w:t>2026 年 10 月 16 日</w:t>
+        <w:t>2026 年 10 月 22 日</w:t>
       </w:r>
     </w:p>
     <w:p>
@@ -203,7 +203,7 @@
           <w:rFonts w:ascii="Times New Roman" w:hAnsi="Times New Roman" w:eastAsia="宋体"/>
           <w:sz w:val="24"/>
         </w:rPr>
-        <w:t>v1.0</w:t>
+        <w:t>v1.4</w:t>
       </w:r>
     </w:p>
     <w:p>
@@ -1236,7 +1236,7 @@
           <w:b w:val="0"/>
           <w:sz w:val="24"/>
         </w:rPr>
-        <w:t>本文档共六章：第 2 章描述配置管理的组织职责与工具环境；第 3 章描述配置管理活动（配置标识、变更控制、状态记录与审计）；第 4 章给出里程碑；第 5 章为培训与资源；第 6 章说明分包商/供应商软件控制（本项目不适用）。产品目录结构写入 §3.1.2，配置项清单见附录 A，基线清单见附录 B。</w:t>
+        <w:t>本文档共六章：第 2 章描述配置管理的组织职责与工具环境；第 3 章描述配置管理活动（配置标识、变更控制、状态记录与审计）；第 4 章给出里程碑；第 5 章为培训与资源；第 6 章说明分包商/供应商软件控制（本项目不适用）。产品目录结构写入 §2.2.1，配置项清单见附录 A，基线清单见附录 B。</w:t>
       </w:r>
     </w:p>
     <w:p>
@@ -1803,7 +1803,7 @@
                 <w:rFonts w:ascii="Times New Roman" w:hAnsi="Times New Roman" w:eastAsia="宋体"/>
                 <w:sz w:val="21"/>
               </w:rPr>
-              <w:t>版本库</w:t>
+              <w:t>版本库（项目存储库）</w:t>
             </w:r>
           </w:p>
         </w:tc>
@@ -1859,7 +1859,7 @@
                 <w:rFonts w:ascii="Times New Roman" w:hAnsi="Times New Roman" w:eastAsia="宋体"/>
                 <w:sz w:val="21"/>
               </w:rPr>
-              <w:t>分支管理</w:t>
+              <w:t>分支管理（工作区）</w:t>
             </w:r>
           </w:p>
         </w:tc>
@@ -1895,7 +1895,7 @@
                 <w:rFonts w:ascii="Times New Roman" w:hAnsi="Times New Roman" w:eastAsia="宋体"/>
                 <w:sz w:val="21"/>
               </w:rPr>
-              <w:t>main 为可集成分支；六名成员使用固定开发分支（见 §3.1.2）。</w:t>
+              <w:t>main 为集成工作区（团队共享、构建基线）；六名成员固定开发分支为开发工作区（私有，见 §2.2.1 目录结构对应模块目录）。</w:t>
             </w:r>
           </w:p>
         </w:tc>
@@ -2188,35 +2188,13 @@
     </w:p>
     <w:p>
       <w:pPr>
-        <w:pStyle w:val="Heading1"/>
-      </w:pPr>
-      <w:r>
-        <w:rPr>
-          <w:rFonts w:ascii="Times New Roman" w:hAnsi="Times New Roman" w:eastAsia="黑体"/>
-        </w:rPr>
-        <w:t>3  配置管理活动</w:t>
-      </w:r>
-    </w:p>
-    <w:p>
-      <w:pPr>
-        <w:pStyle w:val="Heading2"/>
-      </w:pPr>
-      <w:r>
-        <w:rPr>
-          <w:rFonts w:ascii="Times New Roman" w:hAnsi="Times New Roman" w:eastAsia="黑体"/>
-        </w:rPr>
-        <w:t>3.1  配置标识</w:t>
-      </w:r>
-    </w:p>
-    <w:p>
-      <w:pPr>
         <w:pStyle w:val="Heading3"/>
       </w:pPr>
       <w:r>
         <w:rPr>
           <w:rFonts w:ascii="Times New Roman" w:hAnsi="Times New Roman" w:eastAsia="黑体"/>
         </w:rPr>
-        <w:t>3.1.1  标识方法</w:t>
+        <w:t>2.2.1  产品目录结构</w:t>
       </w:r>
     </w:p>
     <w:p>
@@ -2229,572 +2207,7 @@
           <w:b w:val="0"/>
           <w:sz w:val="24"/>
         </w:rPr>
-        <w:t>配置项编号采用“类别前缀 + 顺序号”。类别前缀如下：</w:t>
-      </w:r>
-    </w:p>
-    <w:tbl>
-      <w:tblPr>
-        <w:tblStyle w:val="TableGrid"/>
-        <w:tblW w:type="auto" w:w="0"/>
-        <w:jc w:val="center"/>
-        <w:tblLook w:firstColumn="1" w:firstRow="1" w:lastColumn="0" w:lastRow="0" w:noHBand="0" w:noVBand="1" w:val="04A0"/>
-      </w:tblPr>
-      <w:tblGrid>
-        <w:gridCol w:w="2771"/>
-        <w:gridCol w:w="2771"/>
-        <w:gridCol w:w="2771"/>
-      </w:tblGrid>
-      <w:tr>
-        <w:tc>
-          <w:tcPr>
-            <w:tcW w:type="dxa" w:w="1701"/>
-            <w:shd w:val="clear" w:color="auto" w:fill="D9E2F3"/>
-          </w:tcPr>
-          <w:p>
-            <w:pPr>
-              <w:jc w:val="center"/>
-            </w:pPr>
-            <w:r/>
-            <w:r>
-              <w:rPr>
-                <w:rFonts w:ascii="Times New Roman" w:hAnsi="Times New Roman" w:eastAsia="黑体"/>
-                <w:b/>
-                <w:sz w:val="21"/>
-              </w:rPr>
-              <w:t>编号前缀</w:t>
-            </w:r>
-          </w:p>
-        </w:tc>
-        <w:tc>
-          <w:tcPr>
-            <w:tcW w:type="dxa" w:w="1474"/>
-            <w:shd w:val="clear" w:color="auto" w:fill="D9E2F3"/>
-          </w:tcPr>
-          <w:p>
-            <w:pPr>
-              <w:jc w:val="center"/>
-            </w:pPr>
-            <w:r/>
-            <w:r>
-              <w:rPr>
-                <w:rFonts w:ascii="Times New Roman" w:hAnsi="Times New Roman" w:eastAsia="黑体"/>
-                <w:b/>
-                <w:sz w:val="21"/>
-              </w:rPr>
-              <w:t>类别</w:t>
-            </w:r>
-          </w:p>
-        </w:tc>
-        <w:tc>
-          <w:tcPr>
-            <w:tcW w:type="dxa" w:w="5329"/>
-            <w:shd w:val="clear" w:color="auto" w:fill="D9E2F3"/>
-          </w:tcPr>
-          <w:p>
-            <w:pPr>
-              <w:jc w:val="center"/>
-            </w:pPr>
-            <w:r/>
-            <w:r>
-              <w:rPr>
-                <w:rFonts w:ascii="Times New Roman" w:hAnsi="Times New Roman" w:eastAsia="黑体"/>
-                <w:b/>
-                <w:sz w:val="21"/>
-              </w:rPr>
-              <w:t>说明</w:t>
-            </w:r>
-          </w:p>
-        </w:tc>
-      </w:tr>
-      <w:tr>
-        <w:tc>
-          <w:tcPr>
-            <w:tcW w:type="dxa" w:w="1701"/>
-          </w:tcPr>
-          <w:p>
-            <w:pPr>
-              <w:spacing w:line="276" w:lineRule="auto"/>
-            </w:pPr>
-            <w:r/>
-            <w:r>
-              <w:rPr>
-                <w:rFonts w:ascii="Times New Roman" w:hAnsi="Times New Roman" w:eastAsia="宋体"/>
-                <w:sz w:val="21"/>
-              </w:rPr>
-              <w:t>CI-SRC</w:t>
-            </w:r>
-          </w:p>
-        </w:tc>
-        <w:tc>
-          <w:tcPr>
-            <w:tcW w:type="dxa" w:w="1474"/>
-          </w:tcPr>
-          <w:p>
-            <w:pPr>
-              <w:spacing w:line="276" w:lineRule="auto"/>
-            </w:pPr>
-            <w:r/>
-            <w:r>
-              <w:rPr>
-                <w:rFonts w:ascii="Times New Roman" w:hAnsi="Times New Roman" w:eastAsia="宋体"/>
-                <w:sz w:val="21"/>
-              </w:rPr>
-              <w:t>源代码</w:t>
-            </w:r>
-          </w:p>
-        </w:tc>
-        <w:tc>
-          <w:tcPr>
-            <w:tcW w:type="dxa" w:w="5329"/>
-          </w:tcPr>
-          <w:p>
-            <w:pPr>
-              <w:spacing w:line="276" w:lineRule="auto"/>
-            </w:pPr>
-            <w:r/>
-            <w:r>
-              <w:rPr>
-                <w:rFonts w:ascii="Times New Roman" w:hAnsi="Times New Roman" w:eastAsia="宋体"/>
-                <w:sz w:val="21"/>
-              </w:rPr>
-              <w:t>server/、web/、qa/。</w:t>
-            </w:r>
-          </w:p>
-        </w:tc>
-      </w:tr>
-      <w:tr>
-        <w:tc>
-          <w:tcPr>
-            <w:tcW w:type="dxa" w:w="1701"/>
-          </w:tcPr>
-          <w:p>
-            <w:pPr>
-              <w:spacing w:line="276" w:lineRule="auto"/>
-            </w:pPr>
-            <w:r/>
-            <w:r>
-              <w:rPr>
-                <w:rFonts w:ascii="Times New Roman" w:hAnsi="Times New Roman" w:eastAsia="宋体"/>
-                <w:sz w:val="21"/>
-              </w:rPr>
-              <w:t>CI-DOC</w:t>
-            </w:r>
-          </w:p>
-        </w:tc>
-        <w:tc>
-          <w:tcPr>
-            <w:tcW w:type="dxa" w:w="1474"/>
-          </w:tcPr>
-          <w:p>
-            <w:pPr>
-              <w:spacing w:line="276" w:lineRule="auto"/>
-            </w:pPr>
-            <w:r/>
-            <w:r>
-              <w:rPr>
-                <w:rFonts w:ascii="Times New Roman" w:hAnsi="Times New Roman" w:eastAsia="宋体"/>
-                <w:sz w:val="21"/>
-              </w:rPr>
-              <w:t>文档</w:t>
-            </w:r>
-          </w:p>
-        </w:tc>
-        <w:tc>
-          <w:tcPr>
-            <w:tcW w:type="dxa" w:w="5329"/>
-          </w:tcPr>
-          <w:p>
-            <w:pPr>
-              <w:spacing w:line="276" w:lineRule="auto"/>
-            </w:pPr>
-            <w:r/>
-            <w:r>
-              <w:rPr>
-                <w:rFonts w:ascii="Times New Roman" w:hAnsi="Times New Roman" w:eastAsia="宋体"/>
-                <w:sz w:val="21"/>
-              </w:rPr>
-              <w:t>docs/、AGENTS.md、README.md、taskbook.md。</w:t>
-            </w:r>
-          </w:p>
-        </w:tc>
-      </w:tr>
-      <w:tr>
-        <w:tc>
-          <w:tcPr>
-            <w:tcW w:type="dxa" w:w="1701"/>
-          </w:tcPr>
-          <w:p>
-            <w:pPr>
-              <w:spacing w:line="276" w:lineRule="auto"/>
-            </w:pPr>
-            <w:r/>
-            <w:r>
-              <w:rPr>
-                <w:rFonts w:ascii="Times New Roman" w:hAnsi="Times New Roman" w:eastAsia="宋体"/>
-                <w:sz w:val="21"/>
-              </w:rPr>
-              <w:t>CI-PKG</w:t>
-            </w:r>
-          </w:p>
-        </w:tc>
-        <w:tc>
-          <w:tcPr>
-            <w:tcW w:type="dxa" w:w="1474"/>
-          </w:tcPr>
-          <w:p>
-            <w:pPr>
-              <w:spacing w:line="276" w:lineRule="auto"/>
-            </w:pPr>
-            <w:r/>
-            <w:r>
-              <w:rPr>
-                <w:rFonts w:ascii="Times New Roman" w:hAnsi="Times New Roman" w:eastAsia="宋体"/>
-                <w:sz w:val="21"/>
-              </w:rPr>
-              <w:t>任务包</w:t>
-            </w:r>
-          </w:p>
-        </w:tc>
-        <w:tc>
-          <w:tcPr>
-            <w:tcW w:type="dxa" w:w="5329"/>
-          </w:tcPr>
-          <w:p>
-            <w:pPr>
-              <w:spacing w:line="276" w:lineRule="auto"/>
-            </w:pPr>
-            <w:r/>
-            <w:r>
-              <w:rPr>
-                <w:rFonts w:ascii="Times New Roman" w:hAnsi="Times New Roman" w:eastAsia="宋体"/>
-                <w:sz w:val="21"/>
-              </w:rPr>
-              <w:t>agents/（公共契约 + 个人任务书，开发基线）。</w:t>
-            </w:r>
-          </w:p>
-        </w:tc>
-      </w:tr>
-      <w:tr>
-        <w:tc>
-          <w:tcPr>
-            <w:tcW w:type="dxa" w:w="1701"/>
-          </w:tcPr>
-          <w:p>
-            <w:pPr>
-              <w:spacing w:line="276" w:lineRule="auto"/>
-            </w:pPr>
-            <w:r/>
-            <w:r>
-              <w:rPr>
-                <w:rFonts w:ascii="Times New Roman" w:hAnsi="Times New Roman" w:eastAsia="宋体"/>
-                <w:sz w:val="21"/>
-              </w:rPr>
-              <w:t>CI-DATA</w:t>
-            </w:r>
-          </w:p>
-        </w:tc>
-        <w:tc>
-          <w:tcPr>
-            <w:tcW w:type="dxa" w:w="1474"/>
-          </w:tcPr>
-          <w:p>
-            <w:pPr>
-              <w:spacing w:line="276" w:lineRule="auto"/>
-            </w:pPr>
-            <w:r/>
-            <w:r>
-              <w:rPr>
-                <w:rFonts w:ascii="Times New Roman" w:hAnsi="Times New Roman" w:eastAsia="宋体"/>
-                <w:sz w:val="21"/>
-              </w:rPr>
-              <w:t>数据</w:t>
-            </w:r>
-          </w:p>
-        </w:tc>
-        <w:tc>
-          <w:tcPr>
-            <w:tcW w:type="dxa" w:w="5329"/>
-          </w:tcPr>
-          <w:p>
-            <w:pPr>
-              <w:spacing w:line="276" w:lineRule="auto"/>
-            </w:pPr>
-            <w:r/>
-            <w:r>
-              <w:rPr>
-                <w:rFonts w:ascii="Times New Roman" w:hAnsi="Times New Roman" w:eastAsia="宋体"/>
-                <w:sz w:val="21"/>
-              </w:rPr>
-              <w:t>test-data/（demo.json、scenarios）。</w:t>
-            </w:r>
-          </w:p>
-        </w:tc>
-      </w:tr>
-      <w:tr>
-        <w:tc>
-          <w:tcPr>
-            <w:tcW w:type="dxa" w:w="1701"/>
-          </w:tcPr>
-          <w:p>
-            <w:pPr>
-              <w:spacing w:line="276" w:lineRule="auto"/>
-            </w:pPr>
-            <w:r/>
-            <w:r>
-              <w:rPr>
-                <w:rFonts w:ascii="Times New Roman" w:hAnsi="Times New Roman" w:eastAsia="宋体"/>
-                <w:sz w:val="21"/>
-              </w:rPr>
-              <w:t>CI-ENV</w:t>
-            </w:r>
-          </w:p>
-        </w:tc>
-        <w:tc>
-          <w:tcPr>
-            <w:tcW w:type="dxa" w:w="1474"/>
-          </w:tcPr>
-          <w:p>
-            <w:pPr>
-              <w:spacing w:line="276" w:lineRule="auto"/>
-            </w:pPr>
-            <w:r/>
-            <w:r>
-              <w:rPr>
-                <w:rFonts w:ascii="Times New Roman" w:hAnsi="Times New Roman" w:eastAsia="宋体"/>
-                <w:sz w:val="21"/>
-              </w:rPr>
-              <w:t>环境配置</w:t>
-            </w:r>
-          </w:p>
-        </w:tc>
-        <w:tc>
-          <w:tcPr>
-            <w:tcW w:type="dxa" w:w="5329"/>
-          </w:tcPr>
-          <w:p>
-            <w:pPr>
-              <w:spacing w:line="276" w:lineRule="auto"/>
-            </w:pPr>
-            <w:r/>
-            <w:r>
-              <w:rPr>
-                <w:rFonts w:ascii="Times New Roman" w:hAnsi="Times New Roman" w:eastAsia="宋体"/>
-                <w:sz w:val="21"/>
-              </w:rPr>
-              <w:t>compose*.yaml、.env.example、infra/、scripts/、application*.yml。</w:t>
-            </w:r>
-          </w:p>
-        </w:tc>
-      </w:tr>
-      <w:tr>
-        <w:tc>
-          <w:tcPr>
-            <w:tcW w:type="dxa" w:w="1701"/>
-          </w:tcPr>
-          <w:p>
-            <w:pPr>
-              <w:spacing w:line="276" w:lineRule="auto"/>
-            </w:pPr>
-            <w:r/>
-            <w:r>
-              <w:rPr>
-                <w:rFonts w:ascii="Times New Roman" w:hAnsi="Times New Roman" w:eastAsia="宋体"/>
-                <w:sz w:val="21"/>
-              </w:rPr>
-              <w:t>CI-MODEL</w:t>
-            </w:r>
-          </w:p>
-        </w:tc>
-        <w:tc>
-          <w:tcPr>
-            <w:tcW w:type="dxa" w:w="1474"/>
-          </w:tcPr>
-          <w:p>
-            <w:pPr>
-              <w:spacing w:line="276" w:lineRule="auto"/>
-            </w:pPr>
-            <w:r/>
-            <w:r>
-              <w:rPr>
-                <w:rFonts w:ascii="Times New Roman" w:hAnsi="Times New Roman" w:eastAsia="宋体"/>
-                <w:sz w:val="21"/>
-              </w:rPr>
-              <w:t>模型图</w:t>
-            </w:r>
-          </w:p>
-        </w:tc>
-        <w:tc>
-          <w:tcPr>
-            <w:tcW w:type="dxa" w:w="5329"/>
-          </w:tcPr>
-          <w:p>
-            <w:pPr>
-              <w:spacing w:line="276" w:lineRule="auto"/>
-            </w:pPr>
-            <w:r/>
-            <w:r>
-              <w:rPr>
-                <w:rFonts w:ascii="Times New Roman" w:hAnsi="Times New Roman" w:eastAsia="宋体"/>
-                <w:sz w:val="21"/>
-              </w:rPr>
-              <w:t>models/（Drawio 源文件）。</w:t>
-            </w:r>
-          </w:p>
-        </w:tc>
-      </w:tr>
-      <w:tr>
-        <w:tc>
-          <w:tcPr>
-            <w:tcW w:type="dxa" w:w="1701"/>
-          </w:tcPr>
-          <w:p>
-            <w:pPr>
-              <w:spacing w:line="276" w:lineRule="auto"/>
-            </w:pPr>
-            <w:r/>
-            <w:r>
-              <w:rPr>
-                <w:rFonts w:ascii="Times New Roman" w:hAnsi="Times New Roman" w:eastAsia="宋体"/>
-                <w:sz w:val="21"/>
-              </w:rPr>
-              <w:t>CI-REL</w:t>
-            </w:r>
-          </w:p>
-        </w:tc>
-        <w:tc>
-          <w:tcPr>
-            <w:tcW w:type="dxa" w:w="1474"/>
-          </w:tcPr>
-          <w:p>
-            <w:pPr>
-              <w:spacing w:line="276" w:lineRule="auto"/>
-            </w:pPr>
-            <w:r/>
-            <w:r>
-              <w:rPr>
-                <w:rFonts w:ascii="Times New Roman" w:hAnsi="Times New Roman" w:eastAsia="宋体"/>
-                <w:sz w:val="21"/>
-              </w:rPr>
-              <w:t>发布产物</w:t>
-            </w:r>
-          </w:p>
-        </w:tc>
-        <w:tc>
-          <w:tcPr>
-            <w:tcW w:type="dxa" w:w="5329"/>
-          </w:tcPr>
-          <w:p>
-            <w:pPr>
-              <w:spacing w:line="276" w:lineRule="auto"/>
-            </w:pPr>
-            <w:r/>
-            <w:r>
-              <w:rPr>
-                <w:rFonts w:ascii="Times New Roman" w:hAnsi="Times New Roman" w:eastAsia="宋体"/>
-                <w:sz w:val="21"/>
-              </w:rPr>
-              <w:t>release/。</w:t>
-            </w:r>
-          </w:p>
-        </w:tc>
-      </w:tr>
-      <w:tr>
-        <w:tc>
-          <w:tcPr>
-            <w:tcW w:type="dxa" w:w="1701"/>
-          </w:tcPr>
-          <w:p>
-            <w:pPr>
-              <w:spacing w:line="276" w:lineRule="auto"/>
-            </w:pPr>
-            <w:r/>
-            <w:r>
-              <w:rPr>
-                <w:rFonts w:ascii="Times New Roman" w:hAnsi="Times New Roman" w:eastAsia="宋体"/>
-                <w:sz w:val="21"/>
-              </w:rPr>
-              <w:t>CI-ART</w:t>
-            </w:r>
-          </w:p>
-        </w:tc>
-        <w:tc>
-          <w:tcPr>
-            <w:tcW w:type="dxa" w:w="1474"/>
-          </w:tcPr>
-          <w:p>
-            <w:pPr>
-              <w:spacing w:line="276" w:lineRule="auto"/>
-            </w:pPr>
-            <w:r/>
-            <w:r>
-              <w:rPr>
-                <w:rFonts w:ascii="Times New Roman" w:hAnsi="Times New Roman" w:eastAsia="宋体"/>
-                <w:sz w:val="21"/>
-              </w:rPr>
-              <w:t>验收证据</w:t>
-            </w:r>
-          </w:p>
-        </w:tc>
-        <w:tc>
-          <w:tcPr>
-            <w:tcW w:type="dxa" w:w="5329"/>
-          </w:tcPr>
-          <w:p>
-            <w:pPr>
-              <w:spacing w:line="276" w:lineRule="auto"/>
-            </w:pPr>
-            <w:r/>
-            <w:r>
-              <w:rPr>
-                <w:rFonts w:ascii="Times New Roman" w:hAnsi="Times New Roman" w:eastAsia="宋体"/>
-                <w:sz w:val="21"/>
-              </w:rPr>
-              <w:t>artifacts/（截图、测试结果、评测）。</w:t>
-            </w:r>
-          </w:p>
-        </w:tc>
-      </w:tr>
-    </w:tbl>
-    <w:p>
-      <w:pPr>
-        <w:spacing w:after="120"/>
-      </w:pPr>
-    </w:p>
-    <w:p>
-      <w:pPr>
-        <w:spacing w:after="120" w:line="312" w:lineRule="auto"/>
-      </w:pPr>
-      <w:r>
-        <w:rPr>
-          <w:rFonts w:ascii="Times New Roman" w:hAnsi="Times New Roman" w:eastAsia="宋体"/>
-          <w:b w:val="0"/>
-          <w:sz w:val="24"/>
-        </w:rPr>
-        <w:t>命名规则（详见《仓库结构与目录指南》§5）：目录使用英文小写 kebab-case；课程下发文档保留原中文文件名；课程交付文档（.md）使用英文 kebab-case；二进制文档（docx/xlsx/drawio/png）评审后冻结，改版本另存新文件名，不静默覆盖。</w:t>
-      </w:r>
-    </w:p>
-    <w:p>
-      <w:pPr>
-        <w:pStyle w:val="Heading3"/>
-      </w:pPr>
-      <w:r>
-        <w:rPr>
-          <w:rFonts w:ascii="Times New Roman" w:hAnsi="Times New Roman" w:eastAsia="黑体"/>
-        </w:rPr>
-        <w:t>3.1.2  配置库目录结构（产品目录结构）</w:t>
-      </w:r>
-    </w:p>
-    <w:p>
-      <w:pPr>
-        <w:spacing w:after="120" w:line="312" w:lineRule="auto"/>
-      </w:pPr>
-      <w:r>
-        <w:rPr>
-          <w:rFonts w:ascii="Times New Roman" w:hAnsi="Times New Roman" w:eastAsia="宋体"/>
-          <w:b w:val="0"/>
-          <w:sz w:val="24"/>
-        </w:rPr>
-        <w:t>本项目配置库即 Git 仓库，产品目录结构如下（与《仓库结构与目录指南》§2 保持一致）：</w:t>
+        <w:t>配置库即 Git 仓库，产品目录结构为所有可版本化的项目工件提供统一的存放位置，是配置标识、基线与版本控制的基础（与《仓库结构与目录指南》§2 保持一致）：</w:t>
       </w:r>
     </w:p>
     <w:p>
@@ -3207,13 +2620,35 @@
     </w:p>
     <w:p>
       <w:pPr>
+        <w:pStyle w:val="Heading1"/>
+      </w:pPr>
+      <w:r>
+        <w:rPr>
+          <w:rFonts w:ascii="Times New Roman" w:hAnsi="Times New Roman" w:eastAsia="黑体"/>
+        </w:rPr>
+        <w:t>3  配置管理活动</w:t>
+      </w:r>
+    </w:p>
+    <w:p>
+      <w:pPr>
+        <w:pStyle w:val="Heading2"/>
+      </w:pPr>
+      <w:r>
+        <w:rPr>
+          <w:rFonts w:ascii="Times New Roman" w:hAnsi="Times New Roman" w:eastAsia="黑体"/>
+        </w:rPr>
+        <w:t>3.1  配置标识</w:t>
+      </w:r>
+    </w:p>
+    <w:p>
+      <w:pPr>
         <w:pStyle w:val="Heading3"/>
       </w:pPr>
       <w:r>
         <w:rPr>
           <w:rFonts w:ascii="Times New Roman" w:hAnsi="Times New Roman" w:eastAsia="黑体"/>
         </w:rPr>
-        <w:t>3.1.3  项目基线</w:t>
+        <w:t>3.1.1  标识方法</w:t>
       </w:r>
     </w:p>
     <w:p>
@@ -3226,7 +2661,7 @@
           <w:b w:val="0"/>
           <w:sz w:val="24"/>
         </w:rPr>
-        <w:t>基线命名规则：baseline/&lt;类型&gt;-v&lt;主&gt;.&lt;次&gt;。基线计划与当前状态如下：</w:t>
+        <w:t>配置标识即为每个配置项建立唯一、可追溯的标识。每个配置项的完整标识由“编号 + 名称 + 版本”三部分组成：编号是机器检索的唯一 ID，名称是用于沟通与追溯的中文工件名，版本号追踪内容的演化。三者分工如下：</w:t>
       </w:r>
     </w:p>
     <w:tbl>
@@ -3244,7 +2679,849 @@
       <w:tr>
         <w:tc>
           <w:tcPr>
+            <w:tcW w:type="dxa" w:w="1928"/>
+            <w:shd w:val="clear" w:color="auto" w:fill="D9E2F3"/>
+          </w:tcPr>
+          <w:p>
+            <w:pPr>
+              <w:jc w:val="center"/>
+            </w:pPr>
+            <w:r/>
+            <w:r>
+              <w:rPr>
+                <w:rFonts w:ascii="Times New Roman" w:hAnsi="Times New Roman" w:eastAsia="黑体"/>
+                <w:b/>
+                <w:sz w:val="21"/>
+              </w:rPr>
+              <w:t>要素</w:t>
+            </w:r>
+          </w:p>
+        </w:tc>
+        <w:tc>
+          <w:tcPr>
             <w:tcW w:type="dxa" w:w="3402"/>
+            <w:shd w:val="clear" w:color="auto" w:fill="D9E2F3"/>
+          </w:tcPr>
+          <w:p>
+            <w:pPr>
+              <w:jc w:val="center"/>
+            </w:pPr>
+            <w:r/>
+            <w:r>
+              <w:rPr>
+                <w:rFonts w:ascii="Times New Roman" w:hAnsi="Times New Roman" w:eastAsia="黑体"/>
+                <w:b/>
+                <w:sz w:val="21"/>
+              </w:rPr>
+              <w:t>用途</w:t>
+            </w:r>
+          </w:p>
+        </w:tc>
+        <w:tc>
+          <w:tcPr>
+            <w:tcW w:type="dxa" w:w="3175"/>
+            <w:shd w:val="clear" w:color="auto" w:fill="D9E2F3"/>
+          </w:tcPr>
+          <w:p>
+            <w:pPr>
+              <w:jc w:val="center"/>
+            </w:pPr>
+            <w:r/>
+            <w:r>
+              <w:rPr>
+                <w:rFonts w:ascii="Times New Roman" w:hAnsi="Times New Roman" w:eastAsia="黑体"/>
+                <w:b/>
+                <w:sz w:val="21"/>
+              </w:rPr>
+              <w:t>规则</w:t>
+            </w:r>
+          </w:p>
+        </w:tc>
+      </w:tr>
+      <w:tr>
+        <w:tc>
+          <w:tcPr>
+            <w:tcW w:type="dxa" w:w="1928"/>
+          </w:tcPr>
+          <w:p>
+            <w:pPr>
+              <w:spacing w:line="276" w:lineRule="auto"/>
+            </w:pPr>
+            <w:r/>
+            <w:r>
+              <w:rPr>
+                <w:rFonts w:ascii="Times New Roman" w:hAnsi="Times New Roman" w:eastAsia="宋体"/>
+                <w:sz w:val="21"/>
+              </w:rPr>
+              <w:t>编号（唯一 ID）</w:t>
+            </w:r>
+          </w:p>
+        </w:tc>
+        <w:tc>
+          <w:tcPr>
+            <w:tcW w:type="dxa" w:w="3402"/>
+          </w:tcPr>
+          <w:p>
+            <w:pPr>
+              <w:spacing w:line="276" w:lineRule="auto"/>
+            </w:pPr>
+            <w:r/>
+            <w:r>
+              <w:rPr>
+                <w:rFonts w:ascii="Times New Roman" w:hAnsi="Times New Roman" w:eastAsia="宋体"/>
+                <w:sz w:val="21"/>
+              </w:rPr>
+              <w:t>在配置库与《配置项索引》中检索、登记</w:t>
+            </w:r>
+          </w:p>
+        </w:tc>
+        <w:tc>
+          <w:tcPr>
+            <w:tcW w:type="dxa" w:w="3175"/>
+          </w:tcPr>
+          <w:p>
+            <w:pPr>
+              <w:spacing w:line="276" w:lineRule="auto"/>
+            </w:pPr>
+            <w:r/>
+            <w:r>
+              <w:rPr>
+                <w:rFonts w:ascii="Times New Roman" w:hAnsi="Times New Roman" w:eastAsia="宋体"/>
+                <w:sz w:val="21"/>
+              </w:rPr>
+              <w:t>CS-CI-&lt;类别缩写&gt;-&lt;序号&gt;</w:t>
+            </w:r>
+          </w:p>
+        </w:tc>
+      </w:tr>
+      <w:tr>
+        <w:tc>
+          <w:tcPr>
+            <w:tcW w:type="dxa" w:w="1928"/>
+          </w:tcPr>
+          <w:p>
+            <w:pPr>
+              <w:spacing w:line="276" w:lineRule="auto"/>
+            </w:pPr>
+            <w:r/>
+            <w:r>
+              <w:rPr>
+                <w:rFonts w:ascii="Times New Roman" w:hAnsi="Times New Roman" w:eastAsia="宋体"/>
+                <w:sz w:val="21"/>
+              </w:rPr>
+              <w:t>名称（工件名）</w:t>
+            </w:r>
+          </w:p>
+        </w:tc>
+        <w:tc>
+          <w:tcPr>
+            <w:tcW w:type="dxa" w:w="3402"/>
+          </w:tcPr>
+          <w:p>
+            <w:pPr>
+              <w:spacing w:line="276" w:lineRule="auto"/>
+            </w:pPr>
+            <w:r/>
+            <w:r>
+              <w:rPr>
+                <w:rFonts w:ascii="Times New Roman" w:hAnsi="Times New Roman" w:eastAsia="宋体"/>
+                <w:sz w:val="21"/>
+              </w:rPr>
+              <w:t>成员间沟通与追溯时使用</w:t>
+            </w:r>
+          </w:p>
+        </w:tc>
+        <w:tc>
+          <w:tcPr>
+            <w:tcW w:type="dxa" w:w="3175"/>
+          </w:tcPr>
+          <w:p>
+            <w:pPr>
+              <w:spacing w:line="276" w:lineRule="auto"/>
+            </w:pPr>
+            <w:r/>
+            <w:r>
+              <w:rPr>
+                <w:rFonts w:ascii="Times New Roman" w:hAnsi="Times New Roman" w:eastAsia="宋体"/>
+                <w:sz w:val="21"/>
+              </w:rPr>
+              <w:t>&lt;模块/范围&gt; + &lt;工件类型或用途&gt;</w:t>
+            </w:r>
+          </w:p>
+        </w:tc>
+      </w:tr>
+      <w:tr>
+        <w:tc>
+          <w:tcPr>
+            <w:tcW w:type="dxa" w:w="1928"/>
+          </w:tcPr>
+          <w:p>
+            <w:pPr>
+              <w:spacing w:line="276" w:lineRule="auto"/>
+            </w:pPr>
+            <w:r/>
+            <w:r>
+              <w:rPr>
+                <w:rFonts w:ascii="Times New Roman" w:hAnsi="Times New Roman" w:eastAsia="宋体"/>
+                <w:sz w:val="21"/>
+              </w:rPr>
+              <w:t>版本</w:t>
+            </w:r>
+          </w:p>
+        </w:tc>
+        <w:tc>
+          <w:tcPr>
+            <w:tcW w:type="dxa" w:w="3402"/>
+          </w:tcPr>
+          <w:p>
+            <w:pPr>
+              <w:spacing w:line="276" w:lineRule="auto"/>
+            </w:pPr>
+            <w:r/>
+            <w:r>
+              <w:rPr>
+                <w:rFonts w:ascii="Times New Roman" w:hAnsi="Times New Roman" w:eastAsia="宋体"/>
+                <w:sz w:val="21"/>
+              </w:rPr>
+              <w:t>追踪同一配置项的内容演化</w:t>
+            </w:r>
+          </w:p>
+        </w:tc>
+        <w:tc>
+          <w:tcPr>
+            <w:tcW w:type="dxa" w:w="3175"/>
+          </w:tcPr>
+          <w:p>
+            <w:pPr>
+              <w:spacing w:line="276" w:lineRule="auto"/>
+            </w:pPr>
+            <w:r/>
+            <w:r>
+              <w:rPr>
+                <w:rFonts w:ascii="Times New Roman" w:hAnsi="Times New Roman" w:eastAsia="宋体"/>
+                <w:sz w:val="21"/>
+              </w:rPr>
+              <w:t>见 §3.1.2 版本号规则，不写入编号</w:t>
+            </w:r>
+          </w:p>
+        </w:tc>
+      </w:tr>
+    </w:tbl>
+    <w:p>
+      <w:pPr>
+        <w:spacing w:after="120"/>
+      </w:pPr>
+    </w:p>
+    <w:p>
+      <w:pPr>
+        <w:spacing w:after="120" w:line="312" w:lineRule="auto"/>
+      </w:pPr>
+      <w:r>
+        <w:rPr>
+          <w:rFonts w:ascii="Times New Roman" w:hAnsi="Times New Roman" w:eastAsia="宋体"/>
+          <w:b w:val="0"/>
+          <w:sz w:val="24"/>
+        </w:rPr>
+        <w:t>（1）编号规则。配置项编号采用统一格式 CS-CI-&lt;类别缩写&gt;-&lt;序号&gt;，四段以连字符连接：CS 为项目标识（campus-sched 的缩写），用于区分本项目与其他项目的配置项；CI 为配置项固定前缀（Configuration Item），表明该工件已纳入配置管理；类别缩写为三位大写字母，表示配置项类别（见下表，如 SRC=源代码、DOC=文档、ENV=环境配置）；序号为两位数字，同一类别内唯一、登记后不复用，按登记顺序递增，可按岗位/模块预留号段。编号解剖示例：CS-CI-DOC-04 = CS（项目 campus-sched）＋ CI（配置项）＋ DOC（文档类）＋ 04（文档类第 4 号），对应配置项“配置管理计划”；指到具体版本时写作 CS-CI-DOC-04 v1.2。类别缩写如下：</w:t>
+      </w:r>
+    </w:p>
+    <w:tbl>
+      <w:tblPr>
+        <w:tblStyle w:val="TableGrid"/>
+        <w:tblW w:type="auto" w:w="0"/>
+        <w:jc w:val="center"/>
+        <w:tblLook w:firstColumn="1" w:firstRow="1" w:lastColumn="0" w:lastRow="0" w:noHBand="0" w:noVBand="1" w:val="04A0"/>
+      </w:tblPr>
+      <w:tblGrid>
+        <w:gridCol w:w="2771"/>
+        <w:gridCol w:w="2771"/>
+        <w:gridCol w:w="2771"/>
+      </w:tblGrid>
+      <w:tr>
+        <w:tc>
+          <w:tcPr>
+            <w:tcW w:type="dxa" w:w="1474"/>
+            <w:shd w:val="clear" w:color="auto" w:fill="D9E2F3"/>
+          </w:tcPr>
+          <w:p>
+            <w:pPr>
+              <w:jc w:val="center"/>
+            </w:pPr>
+            <w:r/>
+            <w:r>
+              <w:rPr>
+                <w:rFonts w:ascii="Times New Roman" w:hAnsi="Times New Roman" w:eastAsia="黑体"/>
+                <w:b/>
+                <w:sz w:val="21"/>
+              </w:rPr>
+              <w:t>类别缩写</w:t>
+            </w:r>
+          </w:p>
+        </w:tc>
+        <w:tc>
+          <w:tcPr>
+            <w:tcW w:type="dxa" w:w="1474"/>
+            <w:shd w:val="clear" w:color="auto" w:fill="D9E2F3"/>
+          </w:tcPr>
+          <w:p>
+            <w:pPr>
+              <w:jc w:val="center"/>
+            </w:pPr>
+            <w:r/>
+            <w:r>
+              <w:rPr>
+                <w:rFonts w:ascii="Times New Roman" w:hAnsi="Times New Roman" w:eastAsia="黑体"/>
+                <w:b/>
+                <w:sz w:val="21"/>
+              </w:rPr>
+              <w:t>类别</w:t>
+            </w:r>
+          </w:p>
+        </w:tc>
+        <w:tc>
+          <w:tcPr>
+            <w:tcW w:type="dxa" w:w="5556"/>
+            <w:shd w:val="clear" w:color="auto" w:fill="D9E2F3"/>
+          </w:tcPr>
+          <w:p>
+            <w:pPr>
+              <w:jc w:val="center"/>
+            </w:pPr>
+            <w:r/>
+            <w:r>
+              <w:rPr>
+                <w:rFonts w:ascii="Times New Roman" w:hAnsi="Times New Roman" w:eastAsia="黑体"/>
+                <w:b/>
+                <w:sz w:val="21"/>
+              </w:rPr>
+              <w:t>说明</w:t>
+            </w:r>
+          </w:p>
+        </w:tc>
+      </w:tr>
+      <w:tr>
+        <w:tc>
+          <w:tcPr>
+            <w:tcW w:type="dxa" w:w="1474"/>
+          </w:tcPr>
+          <w:p>
+            <w:pPr>
+              <w:spacing w:line="276" w:lineRule="auto"/>
+            </w:pPr>
+            <w:r/>
+            <w:r>
+              <w:rPr>
+                <w:rFonts w:ascii="Times New Roman" w:hAnsi="Times New Roman" w:eastAsia="宋体"/>
+                <w:sz w:val="21"/>
+              </w:rPr>
+              <w:t>SRC</w:t>
+            </w:r>
+          </w:p>
+        </w:tc>
+        <w:tc>
+          <w:tcPr>
+            <w:tcW w:type="dxa" w:w="1474"/>
+          </w:tcPr>
+          <w:p>
+            <w:pPr>
+              <w:spacing w:line="276" w:lineRule="auto"/>
+            </w:pPr>
+            <w:r/>
+            <w:r>
+              <w:rPr>
+                <w:rFonts w:ascii="Times New Roman" w:hAnsi="Times New Roman" w:eastAsia="宋体"/>
+                <w:sz w:val="21"/>
+              </w:rPr>
+              <w:t>源代码</w:t>
+            </w:r>
+          </w:p>
+        </w:tc>
+        <w:tc>
+          <w:tcPr>
+            <w:tcW w:type="dxa" w:w="5556"/>
+          </w:tcPr>
+          <w:p>
+            <w:pPr>
+              <w:spacing w:line="276" w:lineRule="auto"/>
+            </w:pPr>
+            <w:r/>
+            <w:r>
+              <w:rPr>
+                <w:rFonts w:ascii="Times New Roman" w:hAnsi="Times New Roman" w:eastAsia="宋体"/>
+                <w:sz w:val="21"/>
+              </w:rPr>
+              <w:t>server/、web/、qa/。</w:t>
+            </w:r>
+          </w:p>
+        </w:tc>
+      </w:tr>
+      <w:tr>
+        <w:tc>
+          <w:tcPr>
+            <w:tcW w:type="dxa" w:w="1474"/>
+          </w:tcPr>
+          <w:p>
+            <w:pPr>
+              <w:spacing w:line="276" w:lineRule="auto"/>
+            </w:pPr>
+            <w:r/>
+            <w:r>
+              <w:rPr>
+                <w:rFonts w:ascii="Times New Roman" w:hAnsi="Times New Roman" w:eastAsia="宋体"/>
+                <w:sz w:val="21"/>
+              </w:rPr>
+              <w:t>DOC</w:t>
+            </w:r>
+          </w:p>
+        </w:tc>
+        <w:tc>
+          <w:tcPr>
+            <w:tcW w:type="dxa" w:w="1474"/>
+          </w:tcPr>
+          <w:p>
+            <w:pPr>
+              <w:spacing w:line="276" w:lineRule="auto"/>
+            </w:pPr>
+            <w:r/>
+            <w:r>
+              <w:rPr>
+                <w:rFonts w:ascii="Times New Roman" w:hAnsi="Times New Roman" w:eastAsia="宋体"/>
+                <w:sz w:val="21"/>
+              </w:rPr>
+              <w:t>文档</w:t>
+            </w:r>
+          </w:p>
+        </w:tc>
+        <w:tc>
+          <w:tcPr>
+            <w:tcW w:type="dxa" w:w="5556"/>
+          </w:tcPr>
+          <w:p>
+            <w:pPr>
+              <w:spacing w:line="276" w:lineRule="auto"/>
+            </w:pPr>
+            <w:r/>
+            <w:r>
+              <w:rPr>
+                <w:rFonts w:ascii="Times New Roman" w:hAnsi="Times New Roman" w:eastAsia="宋体"/>
+                <w:sz w:val="21"/>
+              </w:rPr>
+              <w:t>docs/、AGENTS.md、README.md、taskbook.md。</w:t>
+            </w:r>
+          </w:p>
+        </w:tc>
+      </w:tr>
+      <w:tr>
+        <w:tc>
+          <w:tcPr>
+            <w:tcW w:type="dxa" w:w="1474"/>
+          </w:tcPr>
+          <w:p>
+            <w:pPr>
+              <w:spacing w:line="276" w:lineRule="auto"/>
+            </w:pPr>
+            <w:r/>
+            <w:r>
+              <w:rPr>
+                <w:rFonts w:ascii="Times New Roman" w:hAnsi="Times New Roman" w:eastAsia="宋体"/>
+                <w:sz w:val="21"/>
+              </w:rPr>
+              <w:t>PKG</w:t>
+            </w:r>
+          </w:p>
+        </w:tc>
+        <w:tc>
+          <w:tcPr>
+            <w:tcW w:type="dxa" w:w="1474"/>
+          </w:tcPr>
+          <w:p>
+            <w:pPr>
+              <w:spacing w:line="276" w:lineRule="auto"/>
+            </w:pPr>
+            <w:r/>
+            <w:r>
+              <w:rPr>
+                <w:rFonts w:ascii="Times New Roman" w:hAnsi="Times New Roman" w:eastAsia="宋体"/>
+                <w:sz w:val="21"/>
+              </w:rPr>
+              <w:t>任务包</w:t>
+            </w:r>
+          </w:p>
+        </w:tc>
+        <w:tc>
+          <w:tcPr>
+            <w:tcW w:type="dxa" w:w="5556"/>
+          </w:tcPr>
+          <w:p>
+            <w:pPr>
+              <w:spacing w:line="276" w:lineRule="auto"/>
+            </w:pPr>
+            <w:r/>
+            <w:r>
+              <w:rPr>
+                <w:rFonts w:ascii="Times New Roman" w:hAnsi="Times New Roman" w:eastAsia="宋体"/>
+                <w:sz w:val="21"/>
+              </w:rPr>
+              <w:t>agents/（公共契约 + 个人任务书，开发基线）。</w:t>
+            </w:r>
+          </w:p>
+        </w:tc>
+      </w:tr>
+      <w:tr>
+        <w:tc>
+          <w:tcPr>
+            <w:tcW w:type="dxa" w:w="1474"/>
+          </w:tcPr>
+          <w:p>
+            <w:pPr>
+              <w:spacing w:line="276" w:lineRule="auto"/>
+            </w:pPr>
+            <w:r/>
+            <w:r>
+              <w:rPr>
+                <w:rFonts w:ascii="Times New Roman" w:hAnsi="Times New Roman" w:eastAsia="宋体"/>
+                <w:sz w:val="21"/>
+              </w:rPr>
+              <w:t>DATA</w:t>
+            </w:r>
+          </w:p>
+        </w:tc>
+        <w:tc>
+          <w:tcPr>
+            <w:tcW w:type="dxa" w:w="1474"/>
+          </w:tcPr>
+          <w:p>
+            <w:pPr>
+              <w:spacing w:line="276" w:lineRule="auto"/>
+            </w:pPr>
+            <w:r/>
+            <w:r>
+              <w:rPr>
+                <w:rFonts w:ascii="Times New Roman" w:hAnsi="Times New Roman" w:eastAsia="宋体"/>
+                <w:sz w:val="21"/>
+              </w:rPr>
+              <w:t>数据</w:t>
+            </w:r>
+          </w:p>
+        </w:tc>
+        <w:tc>
+          <w:tcPr>
+            <w:tcW w:type="dxa" w:w="5556"/>
+          </w:tcPr>
+          <w:p>
+            <w:pPr>
+              <w:spacing w:line="276" w:lineRule="auto"/>
+            </w:pPr>
+            <w:r/>
+            <w:r>
+              <w:rPr>
+                <w:rFonts w:ascii="Times New Roman" w:hAnsi="Times New Roman" w:eastAsia="宋体"/>
+                <w:sz w:val="21"/>
+              </w:rPr>
+              <w:t>test-data/（demo.json、scenarios）。</w:t>
+            </w:r>
+          </w:p>
+        </w:tc>
+      </w:tr>
+      <w:tr>
+        <w:tc>
+          <w:tcPr>
+            <w:tcW w:type="dxa" w:w="1474"/>
+          </w:tcPr>
+          <w:p>
+            <w:pPr>
+              <w:spacing w:line="276" w:lineRule="auto"/>
+            </w:pPr>
+            <w:r/>
+            <w:r>
+              <w:rPr>
+                <w:rFonts w:ascii="Times New Roman" w:hAnsi="Times New Roman" w:eastAsia="宋体"/>
+                <w:sz w:val="21"/>
+              </w:rPr>
+              <w:t>ENV</w:t>
+            </w:r>
+          </w:p>
+        </w:tc>
+        <w:tc>
+          <w:tcPr>
+            <w:tcW w:type="dxa" w:w="1474"/>
+          </w:tcPr>
+          <w:p>
+            <w:pPr>
+              <w:spacing w:line="276" w:lineRule="auto"/>
+            </w:pPr>
+            <w:r/>
+            <w:r>
+              <w:rPr>
+                <w:rFonts w:ascii="Times New Roman" w:hAnsi="Times New Roman" w:eastAsia="宋体"/>
+                <w:sz w:val="21"/>
+              </w:rPr>
+              <w:t>环境配置</w:t>
+            </w:r>
+          </w:p>
+        </w:tc>
+        <w:tc>
+          <w:tcPr>
+            <w:tcW w:type="dxa" w:w="5556"/>
+          </w:tcPr>
+          <w:p>
+            <w:pPr>
+              <w:spacing w:line="276" w:lineRule="auto"/>
+            </w:pPr>
+            <w:r/>
+            <w:r>
+              <w:rPr>
+                <w:rFonts w:ascii="Times New Roman" w:hAnsi="Times New Roman" w:eastAsia="宋体"/>
+                <w:sz w:val="21"/>
+              </w:rPr>
+              <w:t>compose*.yaml、.env.example、infra/、scripts/、application*.yml。</w:t>
+            </w:r>
+          </w:p>
+        </w:tc>
+      </w:tr>
+      <w:tr>
+        <w:tc>
+          <w:tcPr>
+            <w:tcW w:type="dxa" w:w="1474"/>
+          </w:tcPr>
+          <w:p>
+            <w:pPr>
+              <w:spacing w:line="276" w:lineRule="auto"/>
+            </w:pPr>
+            <w:r/>
+            <w:r>
+              <w:rPr>
+                <w:rFonts w:ascii="Times New Roman" w:hAnsi="Times New Roman" w:eastAsia="宋体"/>
+                <w:sz w:val="21"/>
+              </w:rPr>
+              <w:t>MODEL</w:t>
+            </w:r>
+          </w:p>
+        </w:tc>
+        <w:tc>
+          <w:tcPr>
+            <w:tcW w:type="dxa" w:w="1474"/>
+          </w:tcPr>
+          <w:p>
+            <w:pPr>
+              <w:spacing w:line="276" w:lineRule="auto"/>
+            </w:pPr>
+            <w:r/>
+            <w:r>
+              <w:rPr>
+                <w:rFonts w:ascii="Times New Roman" w:hAnsi="Times New Roman" w:eastAsia="宋体"/>
+                <w:sz w:val="21"/>
+              </w:rPr>
+              <w:t>模型图</w:t>
+            </w:r>
+          </w:p>
+        </w:tc>
+        <w:tc>
+          <w:tcPr>
+            <w:tcW w:type="dxa" w:w="5556"/>
+          </w:tcPr>
+          <w:p>
+            <w:pPr>
+              <w:spacing w:line="276" w:lineRule="auto"/>
+            </w:pPr>
+            <w:r/>
+            <w:r>
+              <w:rPr>
+                <w:rFonts w:ascii="Times New Roman" w:hAnsi="Times New Roman" w:eastAsia="宋体"/>
+                <w:sz w:val="21"/>
+              </w:rPr>
+              <w:t>models/（Drawio 源文件）。</w:t>
+            </w:r>
+          </w:p>
+        </w:tc>
+      </w:tr>
+      <w:tr>
+        <w:tc>
+          <w:tcPr>
+            <w:tcW w:type="dxa" w:w="1474"/>
+          </w:tcPr>
+          <w:p>
+            <w:pPr>
+              <w:spacing w:line="276" w:lineRule="auto"/>
+            </w:pPr>
+            <w:r/>
+            <w:r>
+              <w:rPr>
+                <w:rFonts w:ascii="Times New Roman" w:hAnsi="Times New Roman" w:eastAsia="宋体"/>
+                <w:sz w:val="21"/>
+              </w:rPr>
+              <w:t>REL</w:t>
+            </w:r>
+          </w:p>
+        </w:tc>
+        <w:tc>
+          <w:tcPr>
+            <w:tcW w:type="dxa" w:w="1474"/>
+          </w:tcPr>
+          <w:p>
+            <w:pPr>
+              <w:spacing w:line="276" w:lineRule="auto"/>
+            </w:pPr>
+            <w:r/>
+            <w:r>
+              <w:rPr>
+                <w:rFonts w:ascii="Times New Roman" w:hAnsi="Times New Roman" w:eastAsia="宋体"/>
+                <w:sz w:val="21"/>
+              </w:rPr>
+              <w:t>发布产物</w:t>
+            </w:r>
+          </w:p>
+        </w:tc>
+        <w:tc>
+          <w:tcPr>
+            <w:tcW w:type="dxa" w:w="5556"/>
+          </w:tcPr>
+          <w:p>
+            <w:pPr>
+              <w:spacing w:line="276" w:lineRule="auto"/>
+            </w:pPr>
+            <w:r/>
+            <w:r>
+              <w:rPr>
+                <w:rFonts w:ascii="Times New Roman" w:hAnsi="Times New Roman" w:eastAsia="宋体"/>
+                <w:sz w:val="21"/>
+              </w:rPr>
+              <w:t>release/。</w:t>
+            </w:r>
+          </w:p>
+        </w:tc>
+      </w:tr>
+      <w:tr>
+        <w:tc>
+          <w:tcPr>
+            <w:tcW w:type="dxa" w:w="1474"/>
+          </w:tcPr>
+          <w:p>
+            <w:pPr>
+              <w:spacing w:line="276" w:lineRule="auto"/>
+            </w:pPr>
+            <w:r/>
+            <w:r>
+              <w:rPr>
+                <w:rFonts w:ascii="Times New Roman" w:hAnsi="Times New Roman" w:eastAsia="宋体"/>
+                <w:sz w:val="21"/>
+              </w:rPr>
+              <w:t>ART</w:t>
+            </w:r>
+          </w:p>
+        </w:tc>
+        <w:tc>
+          <w:tcPr>
+            <w:tcW w:type="dxa" w:w="1474"/>
+          </w:tcPr>
+          <w:p>
+            <w:pPr>
+              <w:spacing w:line="276" w:lineRule="auto"/>
+            </w:pPr>
+            <w:r/>
+            <w:r>
+              <w:rPr>
+                <w:rFonts w:ascii="Times New Roman" w:hAnsi="Times New Roman" w:eastAsia="宋体"/>
+                <w:sz w:val="21"/>
+              </w:rPr>
+              <w:t>验收证据</w:t>
+            </w:r>
+          </w:p>
+        </w:tc>
+        <w:tc>
+          <w:tcPr>
+            <w:tcW w:type="dxa" w:w="5556"/>
+          </w:tcPr>
+          <w:p>
+            <w:pPr>
+              <w:spacing w:line="276" w:lineRule="auto"/>
+            </w:pPr>
+            <w:r/>
+            <w:r>
+              <w:rPr>
+                <w:rFonts w:ascii="Times New Roman" w:hAnsi="Times New Roman" w:eastAsia="宋体"/>
+                <w:sz w:val="21"/>
+              </w:rPr>
+              <w:t>artifacts/（截图、测试结果、评测）。</w:t>
+            </w:r>
+          </w:p>
+        </w:tc>
+      </w:tr>
+    </w:tbl>
+    <w:p>
+      <w:pPr>
+        <w:spacing w:after="120"/>
+      </w:pPr>
+    </w:p>
+    <w:p>
+      <w:pPr>
+        <w:spacing w:after="120" w:line="312" w:lineRule="auto"/>
+      </w:pPr>
+      <w:r>
+        <w:rPr>
+          <w:rFonts w:ascii="Times New Roman" w:hAnsi="Times New Roman" w:eastAsia="宋体"/>
+          <w:b w:val="0"/>
+          <w:sz w:val="24"/>
+        </w:rPr>
+        <w:t>（2）名称命名规则。配置项名称即《配置项索引》中“配置项”列的中文名，采用“&lt;模块/范围&gt; + &lt;工件类型或用途&gt;”的格式，要求唯一、见名知义，并与编号一一对应。示例：文档类按“岗位/主题 + 文档类型”命名，如“配置管理计划”“测试计划”“系统设计”；数据类按“用途 + 数据集”命名，如“演示数据集 v3.0”“场景数据”；环境类按“环境/用途 + 组件”命名，如“开发 Compose”“QA/E2E Compose”“环境变量模板”。名称含版本时写作“名称 + v版本”（如“演示数据集 v3.0”）。</w:t>
+      </w:r>
+    </w:p>
+    <w:p>
+      <w:pPr>
+        <w:spacing w:after="120" w:line="312" w:lineRule="auto"/>
+      </w:pPr>
+      <w:r>
+        <w:rPr>
+          <w:rFonts w:ascii="Times New Roman" w:hAnsi="Times New Roman" w:eastAsia="宋体"/>
+          <w:b w:val="0"/>
+          <w:sz w:val="24"/>
+        </w:rPr>
+        <w:t>（3）文件与目录命名（详见《仓库结构与目录指南》§5）：目录使用英文小写 kebab-case；课程下发文档保留原中文文件名；课程交付文档（.md）使用英文 kebab-case；二进制文档（docx/xlsx/drawio/png）评审后冻结，改版本另存新文件名，不静默覆盖。版本号与基线标识规则见 §3.1.2。</w:t>
+      </w:r>
+    </w:p>
+    <w:p>
+      <w:pPr>
+        <w:pStyle w:val="Heading3"/>
+      </w:pPr>
+      <w:r>
+        <w:rPr>
+          <w:rFonts w:ascii="Times New Roman" w:hAnsi="Times New Roman" w:eastAsia="黑体"/>
+        </w:rPr>
+        <w:t>3.1.2  项目基线</w:t>
+      </w:r>
+    </w:p>
+    <w:p>
+      <w:pPr>
+        <w:spacing w:after="120" w:line="312" w:lineRule="auto"/>
+      </w:pPr>
+      <w:r>
+        <w:rPr>
+          <w:rFonts w:ascii="Times New Roman" w:hAnsi="Times New Roman" w:eastAsia="宋体"/>
+          <w:b w:val="0"/>
+          <w:sz w:val="24"/>
+        </w:rPr>
+        <w:t>基线提供正式基准，后续工作基于此基准进行，只有经授权后才能变更。基线命名规则：baseline/&lt;类型&gt;-v&lt;主&gt;.&lt;次&gt;。每条基线均登记建立时间与授权负责人：建立时间以基线 tag 的提交时间为准（即基线冻结并授权生效的时间），授权负责人为评审批准该基线的变更控制委员会（CCB）负责人。基线建立时机、时间、授权负责人与包含内容如下：</w:t>
+      </w:r>
+    </w:p>
+    <w:tbl>
+      <w:tblPr>
+        <w:tblStyle w:val="TableGrid"/>
+        <w:tblW w:type="auto" w:w="0"/>
+        <w:jc w:val="center"/>
+        <w:tblLook w:firstColumn="1" w:firstRow="1" w:lastColumn="0" w:lastRow="0" w:noHBand="0" w:noVBand="1" w:val="04A0"/>
+      </w:tblPr>
+      <w:tblGrid>
+        <w:gridCol w:w="1385"/>
+        <w:gridCol w:w="1385"/>
+        <w:gridCol w:w="1385"/>
+        <w:gridCol w:w="1385"/>
+        <w:gridCol w:w="1385"/>
+        <w:gridCol w:w="1385"/>
+      </w:tblGrid>
+      <w:tr>
+        <w:tc>
+          <w:tcPr>
+            <w:tcW w:type="dxa" w:w="1531"/>
             <w:shd w:val="clear" w:color="auto" w:fill="D9E2F3"/>
           </w:tcPr>
           <w:p>
@@ -3264,7 +3541,7 @@
         </w:tc>
         <w:tc>
           <w:tcPr>
-            <w:tcW w:type="dxa" w:w="3402"/>
+            <w:tcW w:type="dxa" w:w="1417"/>
             <w:shd w:val="clear" w:color="auto" w:fill="D9E2F3"/>
           </w:tcPr>
           <w:p>
@@ -3278,13 +3555,73 @@
                 <w:b/>
                 <w:sz w:val="21"/>
               </w:rPr>
-              <w:t>触发时机</w:t>
+              <w:t>建立时机</w:t>
+            </w:r>
+          </w:p>
+        </w:tc>
+        <w:tc>
+          <w:tcPr>
+            <w:tcW w:type="dxa" w:w="964"/>
+            <w:shd w:val="clear" w:color="auto" w:fill="D9E2F3"/>
+          </w:tcPr>
+          <w:p>
+            <w:pPr>
+              <w:jc w:val="center"/>
+            </w:pPr>
+            <w:r/>
+            <w:r>
+              <w:rPr>
+                <w:rFonts w:ascii="Times New Roman" w:hAnsi="Times New Roman" w:eastAsia="黑体"/>
+                <w:b/>
+                <w:sz w:val="21"/>
+              </w:rPr>
+              <w:t>建立时间</w:t>
             </w:r>
           </w:p>
         </w:tc>
         <w:tc>
           <w:tcPr>
             <w:tcW w:type="dxa" w:w="1701"/>
+            <w:shd w:val="clear" w:color="auto" w:fill="D9E2F3"/>
+          </w:tcPr>
+          <w:p>
+            <w:pPr>
+              <w:jc w:val="center"/>
+            </w:pPr>
+            <w:r/>
+            <w:r>
+              <w:rPr>
+                <w:rFonts w:ascii="Times New Roman" w:hAnsi="Times New Roman" w:eastAsia="黑体"/>
+                <w:b/>
+                <w:sz w:val="21"/>
+              </w:rPr>
+              <w:t>授权负责人</w:t>
+            </w:r>
+          </w:p>
+        </w:tc>
+        <w:tc>
+          <w:tcPr>
+            <w:tcW w:type="dxa" w:w="2041"/>
+            <w:shd w:val="clear" w:color="auto" w:fill="D9E2F3"/>
+          </w:tcPr>
+          <w:p>
+            <w:pPr>
+              <w:jc w:val="center"/>
+            </w:pPr>
+            <w:r/>
+            <w:r>
+              <w:rPr>
+                <w:rFonts w:ascii="Times New Roman" w:hAnsi="Times New Roman" w:eastAsia="黑体"/>
+                <w:b/>
+                <w:sz w:val="21"/>
+              </w:rPr>
+              <w:t>包含内容</w:t>
+            </w:r>
+          </w:p>
+        </w:tc>
+        <w:tc>
+          <w:tcPr>
+            <w:tcW w:type="dxa" w:w="850"/>
             <w:shd w:val="clear" w:color="auto" w:fill="D9E2F3"/>
           </w:tcPr>
           <w:p>
@@ -3306,7 +3643,7 @@
       <w:tr>
         <w:tc>
           <w:tcPr>
-            <w:tcW w:type="dxa" w:w="3402"/>
+            <w:tcW w:type="dxa" w:w="1531"/>
           </w:tcPr>
           <w:p>
             <w:pPr>
@@ -3324,7 +3661,7 @@
         </w:tc>
         <w:tc>
           <w:tcPr>
-            <w:tcW w:type="dxa" w:w="3402"/>
+            <w:tcW w:type="dxa" w:w="1417"/>
           </w:tcPr>
           <w:p>
             <w:pPr>
@@ -3342,7 +3679,61 @@
         </w:tc>
         <w:tc>
           <w:tcPr>
+            <w:tcW w:type="dxa" w:w="964"/>
+          </w:tcPr>
+          <w:p>
+            <w:pPr>
+              <w:spacing w:line="276" w:lineRule="auto"/>
+            </w:pPr>
+            <w:r/>
+            <w:r>
+              <w:rPr>
+                <w:rFonts w:ascii="Times New Roman" w:hAnsi="Times New Roman" w:eastAsia="宋体"/>
+                <w:sz w:val="21"/>
+              </w:rPr>
+              <w:t>2026-09-25</w:t>
+            </w:r>
+          </w:p>
+        </w:tc>
+        <w:tc>
+          <w:tcPr>
             <w:tcW w:type="dxa" w:w="1701"/>
+          </w:tcPr>
+          <w:p>
+            <w:pPr>
+              <w:spacing w:line="276" w:lineRule="auto"/>
+            </w:pPr>
+            <w:r/>
+            <w:r>
+              <w:rPr>
+                <w:rFonts w:ascii="Times New Roman" w:hAnsi="Times New Roman" w:eastAsia="宋体"/>
+                <w:sz w:val="21"/>
+              </w:rPr>
+              <w:t>项目经理（CCB）· 冀项阳</w:t>
+            </w:r>
+          </w:p>
+        </w:tc>
+        <w:tc>
+          <w:tcPr>
+            <w:tcW w:type="dxa" w:w="2041"/>
+          </w:tcPr>
+          <w:p>
+            <w:pPr>
+              <w:spacing w:line="276" w:lineRule="auto"/>
+            </w:pPr>
+            <w:r/>
+            <w:r>
+              <w:rPr>
+                <w:rFonts w:ascii="Times New Roman" w:hAnsi="Times New Roman" w:eastAsia="宋体"/>
+                <w:sz w:val="21"/>
+              </w:rPr>
+              <w:t>任务包 v3.0、仓库元文件与目录结构</w:t>
+            </w:r>
+          </w:p>
+        </w:tc>
+        <w:tc>
+          <w:tcPr>
+            <w:tcW w:type="dxa" w:w="850"/>
           </w:tcPr>
           <w:p>
             <w:pPr>
@@ -3362,7 +3753,7 @@
       <w:tr>
         <w:tc>
           <w:tcPr>
-            <w:tcW w:type="dxa" w:w="3402"/>
+            <w:tcW w:type="dxa" w:w="1531"/>
           </w:tcPr>
           <w:p>
             <w:pPr>
@@ -3380,7 +3771,7 @@
         </w:tc>
         <w:tc>
           <w:tcPr>
-            <w:tcW w:type="dxa" w:w="3402"/>
+            <w:tcW w:type="dxa" w:w="1417"/>
           </w:tcPr>
           <w:p>
             <w:pPr>
@@ -3398,7 +3789,61 @@
         </w:tc>
         <w:tc>
           <w:tcPr>
+            <w:tcW w:type="dxa" w:w="964"/>
+          </w:tcPr>
+          <w:p>
+            <w:pPr>
+              <w:spacing w:line="276" w:lineRule="auto"/>
+            </w:pPr>
+            <w:r/>
+            <w:r>
+              <w:rPr>
+                <w:rFonts w:ascii="Times New Roman" w:hAnsi="Times New Roman" w:eastAsia="宋体"/>
+                <w:sz w:val="21"/>
+              </w:rPr>
+              <w:t>2026-09-26</w:t>
+            </w:r>
+          </w:p>
+        </w:tc>
+        <w:tc>
+          <w:tcPr>
             <w:tcW w:type="dxa" w:w="1701"/>
+          </w:tcPr>
+          <w:p>
+            <w:pPr>
+              <w:spacing w:line="276" w:lineRule="auto"/>
+            </w:pPr>
+            <w:r/>
+            <w:r>
+              <w:rPr>
+                <w:rFonts w:ascii="Times New Roman" w:hAnsi="Times New Roman" w:eastAsia="宋体"/>
+                <w:sz w:val="21"/>
+              </w:rPr>
+              <w:t>项目经理（CCB）· 冀项阳</w:t>
+            </w:r>
+          </w:p>
+        </w:tc>
+        <w:tc>
+          <w:tcPr>
+            <w:tcW w:type="dxa" w:w="2041"/>
+          </w:tcPr>
+          <w:p>
+            <w:pPr>
+              <w:spacing w:line="276" w:lineRule="auto"/>
+            </w:pPr>
+            <w:r/>
+            <w:r>
+              <w:rPr>
+                <w:rFonts w:ascii="Times New Roman" w:hAnsi="Times New Roman" w:eastAsia="宋体"/>
+                <w:sz w:val="21"/>
+              </w:rPr>
+              <w:t>任务包 v2.0 全套</w:t>
+            </w:r>
+          </w:p>
+        </w:tc>
+        <w:tc>
+          <w:tcPr>
+            <w:tcW w:type="dxa" w:w="850"/>
           </w:tcPr>
           <w:p>
             <w:pPr>
@@ -3418,7 +3863,7 @@
       <w:tr>
         <w:tc>
           <w:tcPr>
-            <w:tcW w:type="dxa" w:w="3402"/>
+            <w:tcW w:type="dxa" w:w="1531"/>
           </w:tcPr>
           <w:p>
             <w:pPr>
@@ -3436,7 +3881,7 @@
         </w:tc>
         <w:tc>
           <w:tcPr>
-            <w:tcW w:type="dxa" w:w="3402"/>
+            <w:tcW w:type="dxa" w:w="1417"/>
           </w:tcPr>
           <w:p>
             <w:pPr>
@@ -3448,13 +3893,67 @@
                 <w:rFonts w:ascii="Times New Roman" w:hAnsi="Times New Roman" w:eastAsia="宋体"/>
                 <w:sz w:val="21"/>
               </w:rPr>
-              <w:t>任务包 v3.0 基线（含 AN 活动状态机对齐）</w:t>
+              <w:t>任务包 v3.0 基线</w:t>
+            </w:r>
+          </w:p>
+        </w:tc>
+        <w:tc>
+          <w:tcPr>
+            <w:tcW w:type="dxa" w:w="964"/>
+          </w:tcPr>
+          <w:p>
+            <w:pPr>
+              <w:spacing w:line="276" w:lineRule="auto"/>
+            </w:pPr>
+            <w:r/>
+            <w:r>
+              <w:rPr>
+                <w:rFonts w:ascii="Times New Roman" w:hAnsi="Times New Roman" w:eastAsia="宋体"/>
+                <w:sz w:val="21"/>
+              </w:rPr>
+              <w:t>2026-10-14</w:t>
             </w:r>
           </w:p>
         </w:tc>
         <w:tc>
           <w:tcPr>
             <w:tcW w:type="dxa" w:w="1701"/>
+          </w:tcPr>
+          <w:p>
+            <w:pPr>
+              <w:spacing w:line="276" w:lineRule="auto"/>
+            </w:pPr>
+            <w:r/>
+            <w:r>
+              <w:rPr>
+                <w:rFonts w:ascii="Times New Roman" w:hAnsi="Times New Roman" w:eastAsia="宋体"/>
+                <w:sz w:val="21"/>
+              </w:rPr>
+              <w:t>项目经理（CCB）· 冀项阳</w:t>
+            </w:r>
+          </w:p>
+        </w:tc>
+        <w:tc>
+          <w:tcPr>
+            <w:tcW w:type="dxa" w:w="2041"/>
+          </w:tcPr>
+          <w:p>
+            <w:pPr>
+              <w:spacing w:line="276" w:lineRule="auto"/>
+            </w:pPr>
+            <w:r/>
+            <w:r>
+              <w:rPr>
+                <w:rFonts w:ascii="Times New Roman" w:hAnsi="Times New Roman" w:eastAsia="宋体"/>
+                <w:sz w:val="21"/>
+              </w:rPr>
+              <w:t>任务包 v3.0 + AN 活动状态机</w:t>
+            </w:r>
+          </w:p>
+        </w:tc>
+        <w:tc>
+          <w:tcPr>
+            <w:tcW w:type="dxa" w:w="850"/>
           </w:tcPr>
           <w:p>
             <w:pPr>
@@ -3474,7 +3973,7 @@
       <w:tr>
         <w:tc>
           <w:tcPr>
-            <w:tcW w:type="dxa" w:w="3402"/>
+            <w:tcW w:type="dxa" w:w="1531"/>
           </w:tcPr>
           <w:p>
             <w:pPr>
@@ -3492,7 +3991,7 @@
         </w:tc>
         <w:tc>
           <w:tcPr>
-            <w:tcW w:type="dxa" w:w="3402"/>
+            <w:tcW w:type="dxa" w:w="1417"/>
           </w:tcPr>
           <w:p>
             <w:pPr>
@@ -3510,7 +4009,61 @@
         </w:tc>
         <w:tc>
           <w:tcPr>
+            <w:tcW w:type="dxa" w:w="964"/>
+          </w:tcPr>
+          <w:p>
+            <w:pPr>
+              <w:spacing w:line="276" w:lineRule="auto"/>
+            </w:pPr>
+            <w:r/>
+            <w:r>
+              <w:rPr>
+                <w:rFonts w:ascii="Times New Roman" w:hAnsi="Times New Roman" w:eastAsia="宋体"/>
+                <w:sz w:val="21"/>
+              </w:rPr>
+              <w:t>—</w:t>
+            </w:r>
+          </w:p>
+        </w:tc>
+        <w:tc>
+          <w:tcPr>
             <w:tcW w:type="dxa" w:w="1701"/>
+          </w:tcPr>
+          <w:p>
+            <w:pPr>
+              <w:spacing w:line="276" w:lineRule="auto"/>
+            </w:pPr>
+            <w:r/>
+            <w:r>
+              <w:rPr>
+                <w:rFonts w:ascii="Times New Roman" w:hAnsi="Times New Roman" w:eastAsia="宋体"/>
+                <w:sz w:val="21"/>
+              </w:rPr>
+              <w:t>项目经理（CCB）· 冀项阳</w:t>
+            </w:r>
+          </w:p>
+        </w:tc>
+        <w:tc>
+          <w:tcPr>
+            <w:tcW w:type="dxa" w:w="2041"/>
+          </w:tcPr>
+          <w:p>
+            <w:pPr>
+              <w:spacing w:line="276" w:lineRule="auto"/>
+            </w:pPr>
+            <w:r/>
+            <w:r>
+              <w:rPr>
+                <w:rFonts w:ascii="Times New Roman" w:hAnsi="Times New Roman" w:eastAsia="宋体"/>
+                <w:sz w:val="21"/>
+              </w:rPr>
+              <w:t>docs/requirements/ 全套</w:t>
+            </w:r>
+          </w:p>
+        </w:tc>
+        <w:tc>
+          <w:tcPr>
+            <w:tcW w:type="dxa" w:w="850"/>
           </w:tcPr>
           <w:p>
             <w:pPr>
@@ -3530,7 +4083,7 @@
       <w:tr>
         <w:tc>
           <w:tcPr>
-            <w:tcW w:type="dxa" w:w="3402"/>
+            <w:tcW w:type="dxa" w:w="1531"/>
           </w:tcPr>
           <w:p>
             <w:pPr>
@@ -3548,7 +4101,7 @@
         </w:tc>
         <w:tc>
           <w:tcPr>
-            <w:tcW w:type="dxa" w:w="3402"/>
+            <w:tcW w:type="dxa" w:w="1417"/>
           </w:tcPr>
           <w:p>
             <w:pPr>
@@ -3566,7 +4119,61 @@
         </w:tc>
         <w:tc>
           <w:tcPr>
+            <w:tcW w:type="dxa" w:w="964"/>
+          </w:tcPr>
+          <w:p>
+            <w:pPr>
+              <w:spacing w:line="276" w:lineRule="auto"/>
+            </w:pPr>
+            <w:r/>
+            <w:r>
+              <w:rPr>
+                <w:rFonts w:ascii="Times New Roman" w:hAnsi="Times New Roman" w:eastAsia="宋体"/>
+                <w:sz w:val="21"/>
+              </w:rPr>
+              <w:t>—</w:t>
+            </w:r>
+          </w:p>
+        </w:tc>
+        <w:tc>
+          <w:tcPr>
             <w:tcW w:type="dxa" w:w="1701"/>
+          </w:tcPr>
+          <w:p>
+            <w:pPr>
+              <w:spacing w:line="276" w:lineRule="auto"/>
+            </w:pPr>
+            <w:r/>
+            <w:r>
+              <w:rPr>
+                <w:rFonts w:ascii="Times New Roman" w:hAnsi="Times New Roman" w:eastAsia="宋体"/>
+                <w:sz w:val="21"/>
+              </w:rPr>
+              <w:t>项目经理（CCB）· 冀项阳</w:t>
+            </w:r>
+          </w:p>
+        </w:tc>
+        <w:tc>
+          <w:tcPr>
+            <w:tcW w:type="dxa" w:w="2041"/>
+          </w:tcPr>
+          <w:p>
+            <w:pPr>
+              <w:spacing w:line="276" w:lineRule="auto"/>
+            </w:pPr>
+            <w:r/>
+            <w:r>
+              <w:rPr>
+                <w:rFonts w:ascii="Times New Roman" w:hAnsi="Times New Roman" w:eastAsia="宋体"/>
+                <w:sz w:val="21"/>
+              </w:rPr>
+              <w:t>docs/design/、models/</w:t>
+            </w:r>
+          </w:p>
+        </w:tc>
+        <w:tc>
+          <w:tcPr>
+            <w:tcW w:type="dxa" w:w="850"/>
           </w:tcPr>
           <w:p>
             <w:pPr>
@@ -3586,7 +4193,7 @@
       <w:tr>
         <w:tc>
           <w:tcPr>
-            <w:tcW w:type="dxa" w:w="3402"/>
+            <w:tcW w:type="dxa" w:w="1531"/>
           </w:tcPr>
           <w:p>
             <w:pPr>
@@ -3604,7 +4211,7 @@
         </w:tc>
         <w:tc>
           <w:tcPr>
-            <w:tcW w:type="dxa" w:w="3402"/>
+            <w:tcW w:type="dxa" w:w="1417"/>
           </w:tcPr>
           <w:p>
             <w:pPr>
@@ -3622,7 +4229,61 @@
         </w:tc>
         <w:tc>
           <w:tcPr>
+            <w:tcW w:type="dxa" w:w="964"/>
+          </w:tcPr>
+          <w:p>
+            <w:pPr>
+              <w:spacing w:line="276" w:lineRule="auto"/>
+            </w:pPr>
+            <w:r/>
+            <w:r>
+              <w:rPr>
+                <w:rFonts w:ascii="Times New Roman" w:hAnsi="Times New Roman" w:eastAsia="宋体"/>
+                <w:sz w:val="21"/>
+              </w:rPr>
+              <w:t>—</w:t>
+            </w:r>
+          </w:p>
+        </w:tc>
+        <w:tc>
+          <w:tcPr>
             <w:tcW w:type="dxa" w:w="1701"/>
+          </w:tcPr>
+          <w:p>
+            <w:pPr>
+              <w:spacing w:line="276" w:lineRule="auto"/>
+            </w:pPr>
+            <w:r/>
+            <w:r>
+              <w:rPr>
+                <w:rFonts w:ascii="Times New Roman" w:hAnsi="Times New Roman" w:eastAsia="宋体"/>
+                <w:sz w:val="21"/>
+              </w:rPr>
+              <w:t>项目经理（CCB）· 冀项阳</w:t>
+            </w:r>
+          </w:p>
+        </w:tc>
+        <w:tc>
+          <w:tcPr>
+            <w:tcW w:type="dxa" w:w="2041"/>
+          </w:tcPr>
+          <w:p>
+            <w:pPr>
+              <w:spacing w:line="276" w:lineRule="auto"/>
+            </w:pPr>
+            <w:r/>
+            <w:r>
+              <w:rPr>
+                <w:rFonts w:ascii="Times New Roman" w:hAnsi="Times New Roman" w:eastAsia="宋体"/>
+                <w:sz w:val="21"/>
+              </w:rPr>
+              <w:t>server/、web/、release/ 及全部文档</w:t>
+            </w:r>
+          </w:p>
+        </w:tc>
+        <w:tc>
+          <w:tcPr>
+            <w:tcW w:type="dxa" w:w="850"/>
           </w:tcPr>
           <w:p>
             <w:pPr>
@@ -3644,6 +4305,32 @@
       <w:pPr>
         <w:spacing w:after="120"/>
       </w:pPr>
+    </w:p>
+    <w:p>
+      <w:pPr>
+        <w:spacing w:after="120" w:line="312" w:lineRule="auto"/>
+      </w:pPr>
+      <w:r>
+        <w:rPr>
+          <w:rFonts w:ascii="Times New Roman" w:hAnsi="Times New Roman" w:eastAsia="宋体"/>
+          <w:b w:val="0"/>
+          <w:sz w:val="24"/>
+        </w:rPr>
+        <w:t>建立时间以基线 tag 的提交时间为准，即基线冻结并授权生效的时间；标注“—”的基线在对应交付物评审通过后补充建立时间。</w:t>
+      </w:r>
+    </w:p>
+    <w:p>
+      <w:pPr>
+        <w:spacing w:after="120" w:line="312" w:lineRule="auto"/>
+      </w:pPr>
+      <w:r>
+        <w:rPr>
+          <w:rFonts w:ascii="Times New Roman" w:hAnsi="Times New Roman" w:eastAsia="宋体"/>
+          <w:b w:val="0"/>
+          <w:sz w:val="24"/>
+        </w:rPr>
+        <w:t>基线授权：基线由配置经理负责建立、登记并打 tag，经项目经理（CCB，冀项阳）评审批准后正式冻结生效；未经授权不得变更已冻结基线。</w:t>
+      </w:r>
     </w:p>
     <w:p>
       <w:pPr>
@@ -4390,7 +5077,7 @@
       <w:tr>
         <w:tc>
           <w:tcPr>
-            <w:tcW w:type="dxa" w:w="1361"/>
+            <w:tcW w:type="dxa" w:w="1701"/>
             <w:shd w:val="clear" w:color="auto" w:fill="D9E2F3"/>
           </w:tcPr>
           <w:p>
@@ -4410,7 +5097,7 @@
         </w:tc>
         <w:tc>
           <w:tcPr>
-            <w:tcW w:type="dxa" w:w="2608"/>
+            <w:tcW w:type="dxa" w:w="2438"/>
             <w:shd w:val="clear" w:color="auto" w:fill="D9E2F3"/>
           </w:tcPr>
           <w:p>
@@ -4430,7 +5117,7 @@
         </w:tc>
         <w:tc>
           <w:tcPr>
-            <w:tcW w:type="dxa" w:w="2835"/>
+            <w:tcW w:type="dxa" w:w="2665"/>
             <w:shd w:val="clear" w:color="auto" w:fill="D9E2F3"/>
           </w:tcPr>
           <w:p>
@@ -4492,7 +5179,7 @@
       <w:tr>
         <w:tc>
           <w:tcPr>
-            <w:tcW w:type="dxa" w:w="1361"/>
+            <w:tcW w:type="dxa" w:w="1701"/>
           </w:tcPr>
           <w:p>
             <w:pPr>
@@ -4504,13 +5191,13 @@
                 <w:rFonts w:ascii="Times New Roman" w:hAnsi="Times New Roman" w:eastAsia="宋体"/>
                 <w:sz w:val="21"/>
               </w:rPr>
-              <w:t>CI-PKG-01</w:t>
+              <w:t>CS-CI-PKG-01</w:t>
             </w:r>
           </w:p>
         </w:tc>
         <w:tc>
           <w:tcPr>
-            <w:tcW w:type="dxa" w:w="2608"/>
+            <w:tcW w:type="dxa" w:w="2438"/>
           </w:tcPr>
           <w:p>
             <w:pPr>
@@ -4528,7 +5215,7 @@
         </w:tc>
         <w:tc>
           <w:tcPr>
-            <w:tcW w:type="dxa" w:w="2835"/>
+            <w:tcW w:type="dxa" w:w="2665"/>
           </w:tcPr>
           <w:p>
             <w:pPr>
@@ -4584,7 +5271,7 @@
       <w:tr>
         <w:tc>
           <w:tcPr>
-            <w:tcW w:type="dxa" w:w="1361"/>
+            <w:tcW w:type="dxa" w:w="1701"/>
           </w:tcPr>
           <w:p>
             <w:pPr>
@@ -4596,13 +5283,13 @@
                 <w:rFonts w:ascii="Times New Roman" w:hAnsi="Times New Roman" w:eastAsia="宋体"/>
                 <w:sz w:val="21"/>
               </w:rPr>
-              <w:t>CI-PKG-02</w:t>
+              <w:t>CS-CI-PKG-02</w:t>
             </w:r>
           </w:p>
         </w:tc>
         <w:tc>
           <w:tcPr>
-            <w:tcW w:type="dxa" w:w="2608"/>
+            <w:tcW w:type="dxa" w:w="2438"/>
           </w:tcPr>
           <w:p>
             <w:pPr>
@@ -4620,7 +5307,7 @@
         </w:tc>
         <w:tc>
           <w:tcPr>
-            <w:tcW w:type="dxa" w:w="2835"/>
+            <w:tcW w:type="dxa" w:w="2665"/>
           </w:tcPr>
           <w:p>
             <w:pPr>
@@ -4676,7 +5363,7 @@
       <w:tr>
         <w:tc>
           <w:tcPr>
-            <w:tcW w:type="dxa" w:w="1361"/>
+            <w:tcW w:type="dxa" w:w="1701"/>
           </w:tcPr>
           <w:p>
             <w:pPr>
@@ -4688,13 +5375,13 @@
                 <w:rFonts w:ascii="Times New Roman" w:hAnsi="Times New Roman" w:eastAsia="宋体"/>
                 <w:sz w:val="21"/>
               </w:rPr>
-              <w:t>CI-PKG-03</w:t>
+              <w:t>CS-CI-PKG-03</w:t>
             </w:r>
           </w:p>
         </w:tc>
         <w:tc>
           <w:tcPr>
-            <w:tcW w:type="dxa" w:w="2608"/>
+            <w:tcW w:type="dxa" w:w="2438"/>
           </w:tcPr>
           <w:p>
             <w:pPr>
@@ -4712,7 +5399,7 @@
         </w:tc>
         <w:tc>
           <w:tcPr>
-            <w:tcW w:type="dxa" w:w="2835"/>
+            <w:tcW w:type="dxa" w:w="2665"/>
           </w:tcPr>
           <w:p>
             <w:pPr>
@@ -4768,7 +5455,7 @@
       <w:tr>
         <w:tc>
           <w:tcPr>
-            <w:tcW w:type="dxa" w:w="1361"/>
+            <w:tcW w:type="dxa" w:w="1701"/>
           </w:tcPr>
           <w:p>
             <w:pPr>
@@ -4780,13 +5467,13 @@
                 <w:rFonts w:ascii="Times New Roman" w:hAnsi="Times New Roman" w:eastAsia="宋体"/>
                 <w:sz w:val="21"/>
               </w:rPr>
-              <w:t>CI-DOC-04</w:t>
+              <w:t>CS-CI-DOC-04</w:t>
             </w:r>
           </w:p>
         </w:tc>
         <w:tc>
           <w:tcPr>
-            <w:tcW w:type="dxa" w:w="2608"/>
+            <w:tcW w:type="dxa" w:w="2438"/>
           </w:tcPr>
           <w:p>
             <w:pPr>
@@ -4804,7 +5491,7 @@
         </w:tc>
         <w:tc>
           <w:tcPr>
-            <w:tcW w:type="dxa" w:w="2835"/>
+            <w:tcW w:type="dxa" w:w="2665"/>
           </w:tcPr>
           <w:p>
             <w:pPr>
@@ -4860,7 +5547,7 @@
       <w:tr>
         <w:tc>
           <w:tcPr>
-            <w:tcW w:type="dxa" w:w="1361"/>
+            <w:tcW w:type="dxa" w:w="1701"/>
           </w:tcPr>
           <w:p>
             <w:pPr>
@@ -4872,13 +5559,13 @@
                 <w:rFonts w:ascii="Times New Roman" w:hAnsi="Times New Roman" w:eastAsia="宋体"/>
                 <w:sz w:val="21"/>
               </w:rPr>
-              <w:t>CI-DOC-20</w:t>
+              <w:t>CS-CI-DOC-20</w:t>
             </w:r>
           </w:p>
         </w:tc>
         <w:tc>
           <w:tcPr>
-            <w:tcW w:type="dxa" w:w="2608"/>
+            <w:tcW w:type="dxa" w:w="2438"/>
           </w:tcPr>
           <w:p>
             <w:pPr>
@@ -4896,7 +5583,7 @@
         </w:tc>
         <w:tc>
           <w:tcPr>
-            <w:tcW w:type="dxa" w:w="2835"/>
+            <w:tcW w:type="dxa" w:w="2665"/>
           </w:tcPr>
           <w:p>
             <w:pPr>
@@ -4952,7 +5639,7 @@
       <w:tr>
         <w:tc>
           <w:tcPr>
-            <w:tcW w:type="dxa" w:w="1361"/>
+            <w:tcW w:type="dxa" w:w="1701"/>
           </w:tcPr>
           <w:p>
             <w:pPr>
@@ -4964,13 +5651,13 @@
                 <w:rFonts w:ascii="Times New Roman" w:hAnsi="Times New Roman" w:eastAsia="宋体"/>
                 <w:sz w:val="21"/>
               </w:rPr>
-              <w:t>CI-DATA-01</w:t>
+              <w:t>CS-CI-DATA-01</w:t>
             </w:r>
           </w:p>
         </w:tc>
         <w:tc>
           <w:tcPr>
-            <w:tcW w:type="dxa" w:w="2608"/>
+            <w:tcW w:type="dxa" w:w="2438"/>
           </w:tcPr>
           <w:p>
             <w:pPr>
@@ -4988,7 +5675,7 @@
         </w:tc>
         <w:tc>
           <w:tcPr>
-            <w:tcW w:type="dxa" w:w="2835"/>
+            <w:tcW w:type="dxa" w:w="2665"/>
           </w:tcPr>
           <w:p>
             <w:pPr>
@@ -5044,7 +5731,7 @@
       <w:tr>
         <w:tc>
           <w:tcPr>
-            <w:tcW w:type="dxa" w:w="1361"/>
+            <w:tcW w:type="dxa" w:w="1701"/>
           </w:tcPr>
           <w:p>
             <w:pPr>
@@ -5056,13 +5743,13 @@
                 <w:rFonts w:ascii="Times New Roman" w:hAnsi="Times New Roman" w:eastAsia="宋体"/>
                 <w:sz w:val="21"/>
               </w:rPr>
-              <w:t>CI-ENV-01</w:t>
+              <w:t>CS-CI-ENV-01</w:t>
             </w:r>
           </w:p>
         </w:tc>
         <w:tc>
           <w:tcPr>
-            <w:tcW w:type="dxa" w:w="2608"/>
+            <w:tcW w:type="dxa" w:w="2438"/>
           </w:tcPr>
           <w:p>
             <w:pPr>
@@ -5080,7 +5767,7 @@
         </w:tc>
         <w:tc>
           <w:tcPr>
-            <w:tcW w:type="dxa" w:w="2835"/>
+            <w:tcW w:type="dxa" w:w="2665"/>
           </w:tcPr>
           <w:p>
             <w:pPr>
@@ -5136,7 +5823,7 @@
       <w:tr>
         <w:tc>
           <w:tcPr>
-            <w:tcW w:type="dxa" w:w="1361"/>
+            <w:tcW w:type="dxa" w:w="1701"/>
           </w:tcPr>
           <w:p>
             <w:pPr>
@@ -5148,13 +5835,13 @@
                 <w:rFonts w:ascii="Times New Roman" w:hAnsi="Times New Roman" w:eastAsia="宋体"/>
                 <w:sz w:val="21"/>
               </w:rPr>
-              <w:t>CI-ENV-02</w:t>
+              <w:t>CS-CI-ENV-02</w:t>
             </w:r>
           </w:p>
         </w:tc>
         <w:tc>
           <w:tcPr>
-            <w:tcW w:type="dxa" w:w="2608"/>
+            <w:tcW w:type="dxa" w:w="2438"/>
           </w:tcPr>
           <w:p>
             <w:pPr>
@@ -5172,7 +5859,7 @@
         </w:tc>
         <w:tc>
           <w:tcPr>
-            <w:tcW w:type="dxa" w:w="2835"/>
+            <w:tcW w:type="dxa" w:w="2665"/>
           </w:tcPr>
           <w:p>
             <w:pPr>
@@ -5228,7 +5915,7 @@
       <w:tr>
         <w:tc>
           <w:tcPr>
-            <w:tcW w:type="dxa" w:w="1361"/>
+            <w:tcW w:type="dxa" w:w="1701"/>
           </w:tcPr>
           <w:p>
             <w:pPr>
@@ -5240,13 +5927,13 @@
                 <w:rFonts w:ascii="Times New Roman" w:hAnsi="Times New Roman" w:eastAsia="宋体"/>
                 <w:sz w:val="21"/>
               </w:rPr>
-              <w:t>CI-SRC-40</w:t>
+              <w:t>CS-CI-SRC-40</w:t>
             </w:r>
           </w:p>
         </w:tc>
         <w:tc>
           <w:tcPr>
-            <w:tcW w:type="dxa" w:w="2608"/>
+            <w:tcW w:type="dxa" w:w="2438"/>
           </w:tcPr>
           <w:p>
             <w:pPr>
@@ -5264,7 +5951,7 @@
         </w:tc>
         <w:tc>
           <w:tcPr>
-            <w:tcW w:type="dxa" w:w="2835"/>
+            <w:tcW w:type="dxa" w:w="2665"/>
           </w:tcPr>
           <w:p>
             <w:pPr>
@@ -5342,14 +6029,16 @@
         <w:tblLook w:firstColumn="1" w:firstRow="1" w:lastColumn="0" w:lastRow="0" w:noHBand="0" w:noVBand="1" w:val="04A0"/>
       </w:tblPr>
       <w:tblGrid>
-        <w:gridCol w:w="2771"/>
-        <w:gridCol w:w="2771"/>
-        <w:gridCol w:w="2771"/>
+        <w:gridCol w:w="1662"/>
+        <w:gridCol w:w="1662"/>
+        <w:gridCol w:w="1662"/>
+        <w:gridCol w:w="1662"/>
+        <w:gridCol w:w="1662"/>
       </w:tblGrid>
       <w:tr>
         <w:tc>
           <w:tcPr>
-            <w:tcW w:type="dxa" w:w="3402"/>
+            <w:tcW w:type="dxa" w:w="1928"/>
             <w:shd w:val="clear" w:color="auto" w:fill="D9E2F3"/>
           </w:tcPr>
           <w:p>
@@ -5369,7 +6058,7 @@
         </w:tc>
         <w:tc>
           <w:tcPr>
-            <w:tcW w:type="dxa" w:w="3402"/>
+            <w:tcW w:type="dxa" w:w="2608"/>
             <w:shd w:val="clear" w:color="auto" w:fill="D9E2F3"/>
           </w:tcPr>
           <w:p>
@@ -5389,7 +6078,47 @@
         </w:tc>
         <w:tc>
           <w:tcPr>
-            <w:tcW w:type="dxa" w:w="1701"/>
+            <w:tcW w:type="dxa" w:w="1247"/>
+            <w:shd w:val="clear" w:color="auto" w:fill="D9E2F3"/>
+          </w:tcPr>
+          <w:p>
+            <w:pPr>
+              <w:jc w:val="center"/>
+            </w:pPr>
+            <w:r/>
+            <w:r>
+              <w:rPr>
+                <w:rFonts w:ascii="Times New Roman" w:hAnsi="Times New Roman" w:eastAsia="黑体"/>
+                <w:b/>
+                <w:sz w:val="21"/>
+              </w:rPr>
+              <w:t>建立时间</w:t>
+            </w:r>
+          </w:p>
+        </w:tc>
+        <w:tc>
+          <w:tcPr>
+            <w:tcW w:type="dxa" w:w="1814"/>
+            <w:shd w:val="clear" w:color="auto" w:fill="D9E2F3"/>
+          </w:tcPr>
+          <w:p>
+            <w:pPr>
+              <w:jc w:val="center"/>
+            </w:pPr>
+            <w:r/>
+            <w:r>
+              <w:rPr>
+                <w:rFonts w:ascii="Times New Roman" w:hAnsi="Times New Roman" w:eastAsia="黑体"/>
+                <w:b/>
+                <w:sz w:val="21"/>
+              </w:rPr>
+              <w:t>授权负责人</w:t>
+            </w:r>
+          </w:p>
+        </w:tc>
+        <w:tc>
+          <w:tcPr>
+            <w:tcW w:type="dxa" w:w="907"/>
             <w:shd w:val="clear" w:color="auto" w:fill="D9E2F3"/>
           </w:tcPr>
           <w:p>
@@ -5411,7 +6140,7 @@
       <w:tr>
         <w:tc>
           <w:tcPr>
-            <w:tcW w:type="dxa" w:w="3402"/>
+            <w:tcW w:type="dxa" w:w="1928"/>
           </w:tcPr>
           <w:p>
             <w:pPr>
@@ -5429,7 +6158,7 @@
         </w:tc>
         <w:tc>
           <w:tcPr>
-            <w:tcW w:type="dxa" w:w="3402"/>
+            <w:tcW w:type="dxa" w:w="2608"/>
           </w:tcPr>
           <w:p>
             <w:pPr>
@@ -5447,7 +6176,43 @@
         </w:tc>
         <w:tc>
           <w:tcPr>
-            <w:tcW w:type="dxa" w:w="1701"/>
+            <w:tcW w:type="dxa" w:w="1247"/>
+          </w:tcPr>
+          <w:p>
+            <w:pPr>
+              <w:spacing w:line="276" w:lineRule="auto"/>
+            </w:pPr>
+            <w:r/>
+            <w:r>
+              <w:rPr>
+                <w:rFonts w:ascii="Times New Roman" w:hAnsi="Times New Roman" w:eastAsia="宋体"/>
+                <w:sz w:val="21"/>
+              </w:rPr>
+              <w:t>2026-09-25</w:t>
+            </w:r>
+          </w:p>
+        </w:tc>
+        <w:tc>
+          <w:tcPr>
+            <w:tcW w:type="dxa" w:w="1814"/>
+          </w:tcPr>
+          <w:p>
+            <w:pPr>
+              <w:spacing w:line="276" w:lineRule="auto"/>
+            </w:pPr>
+            <w:r/>
+            <w:r>
+              <w:rPr>
+                <w:rFonts w:ascii="Times New Roman" w:hAnsi="Times New Roman" w:eastAsia="宋体"/>
+                <w:sz w:val="21"/>
+              </w:rPr>
+              <w:t>项目经理（CCB）· 冀项阳</w:t>
+            </w:r>
+          </w:p>
+        </w:tc>
+        <w:tc>
+          <w:tcPr>
+            <w:tcW w:type="dxa" w:w="907"/>
           </w:tcPr>
           <w:p>
             <w:pPr>
@@ -5467,7 +6232,7 @@
       <w:tr>
         <w:tc>
           <w:tcPr>
-            <w:tcW w:type="dxa" w:w="3402"/>
+            <w:tcW w:type="dxa" w:w="1928"/>
           </w:tcPr>
           <w:p>
             <w:pPr>
@@ -5485,7 +6250,7 @@
         </w:tc>
         <w:tc>
           <w:tcPr>
-            <w:tcW w:type="dxa" w:w="3402"/>
+            <w:tcW w:type="dxa" w:w="2608"/>
           </w:tcPr>
           <w:p>
             <w:pPr>
@@ -5503,7 +6268,43 @@
         </w:tc>
         <w:tc>
           <w:tcPr>
-            <w:tcW w:type="dxa" w:w="1701"/>
+            <w:tcW w:type="dxa" w:w="1247"/>
+          </w:tcPr>
+          <w:p>
+            <w:pPr>
+              <w:spacing w:line="276" w:lineRule="auto"/>
+            </w:pPr>
+            <w:r/>
+            <w:r>
+              <w:rPr>
+                <w:rFonts w:ascii="Times New Roman" w:hAnsi="Times New Roman" w:eastAsia="宋体"/>
+                <w:sz w:val="21"/>
+              </w:rPr>
+              <w:t>2026-09-26</w:t>
+            </w:r>
+          </w:p>
+        </w:tc>
+        <w:tc>
+          <w:tcPr>
+            <w:tcW w:type="dxa" w:w="1814"/>
+          </w:tcPr>
+          <w:p>
+            <w:pPr>
+              <w:spacing w:line="276" w:lineRule="auto"/>
+            </w:pPr>
+            <w:r/>
+            <w:r>
+              <w:rPr>
+                <w:rFonts w:ascii="Times New Roman" w:hAnsi="Times New Roman" w:eastAsia="宋体"/>
+                <w:sz w:val="21"/>
+              </w:rPr>
+              <w:t>项目经理（CCB）· 冀项阳</w:t>
+            </w:r>
+          </w:p>
+        </w:tc>
+        <w:tc>
+          <w:tcPr>
+            <w:tcW w:type="dxa" w:w="907"/>
           </w:tcPr>
           <w:p>
             <w:pPr>
@@ -5523,7 +6324,7 @@
       <w:tr>
         <w:tc>
           <w:tcPr>
-            <w:tcW w:type="dxa" w:w="3402"/>
+            <w:tcW w:type="dxa" w:w="1928"/>
           </w:tcPr>
           <w:p>
             <w:pPr>
@@ -5541,7 +6342,7 @@
         </w:tc>
         <w:tc>
           <w:tcPr>
-            <w:tcW w:type="dxa" w:w="3402"/>
+            <w:tcW w:type="dxa" w:w="2608"/>
           </w:tcPr>
           <w:p>
             <w:pPr>
@@ -5559,7 +6360,43 @@
         </w:tc>
         <w:tc>
           <w:tcPr>
-            <w:tcW w:type="dxa" w:w="1701"/>
+            <w:tcW w:type="dxa" w:w="1247"/>
+          </w:tcPr>
+          <w:p>
+            <w:pPr>
+              <w:spacing w:line="276" w:lineRule="auto"/>
+            </w:pPr>
+            <w:r/>
+            <w:r>
+              <w:rPr>
+                <w:rFonts w:ascii="Times New Roman" w:hAnsi="Times New Roman" w:eastAsia="宋体"/>
+                <w:sz w:val="21"/>
+              </w:rPr>
+              <w:t>2026-10-14</w:t>
+            </w:r>
+          </w:p>
+        </w:tc>
+        <w:tc>
+          <w:tcPr>
+            <w:tcW w:type="dxa" w:w="1814"/>
+          </w:tcPr>
+          <w:p>
+            <w:pPr>
+              <w:spacing w:line="276" w:lineRule="auto"/>
+            </w:pPr>
+            <w:r/>
+            <w:r>
+              <w:rPr>
+                <w:rFonts w:ascii="Times New Roman" w:hAnsi="Times New Roman" w:eastAsia="宋体"/>
+                <w:sz w:val="21"/>
+              </w:rPr>
+              <w:t>项目经理（CCB）· 冀项阳</w:t>
+            </w:r>
+          </w:p>
+        </w:tc>
+        <w:tc>
+          <w:tcPr>
+            <w:tcW w:type="dxa" w:w="907"/>
           </w:tcPr>
           <w:p>
             <w:pPr>
@@ -5579,7 +6416,7 @@
       <w:tr>
         <w:tc>
           <w:tcPr>
-            <w:tcW w:type="dxa" w:w="3402"/>
+            <w:tcW w:type="dxa" w:w="1928"/>
           </w:tcPr>
           <w:p>
             <w:pPr>
@@ -5597,7 +6434,7 @@
         </w:tc>
         <w:tc>
           <w:tcPr>
-            <w:tcW w:type="dxa" w:w="3402"/>
+            <w:tcW w:type="dxa" w:w="2608"/>
           </w:tcPr>
           <w:p>
             <w:pPr>
@@ -5615,7 +6452,43 @@
         </w:tc>
         <w:tc>
           <w:tcPr>
-            <w:tcW w:type="dxa" w:w="1701"/>
+            <w:tcW w:type="dxa" w:w="1247"/>
+          </w:tcPr>
+          <w:p>
+            <w:pPr>
+              <w:spacing w:line="276" w:lineRule="auto"/>
+            </w:pPr>
+            <w:r/>
+            <w:r>
+              <w:rPr>
+                <w:rFonts w:ascii="Times New Roman" w:hAnsi="Times New Roman" w:eastAsia="宋体"/>
+                <w:sz w:val="21"/>
+              </w:rPr>
+              <w:t>—</w:t>
+            </w:r>
+          </w:p>
+        </w:tc>
+        <w:tc>
+          <w:tcPr>
+            <w:tcW w:type="dxa" w:w="1814"/>
+          </w:tcPr>
+          <w:p>
+            <w:pPr>
+              <w:spacing w:line="276" w:lineRule="auto"/>
+            </w:pPr>
+            <w:r/>
+            <w:r>
+              <w:rPr>
+                <w:rFonts w:ascii="Times New Roman" w:hAnsi="Times New Roman" w:eastAsia="宋体"/>
+                <w:sz w:val="21"/>
+              </w:rPr>
+              <w:t>项目经理（CCB）· 冀项阳</w:t>
+            </w:r>
+          </w:p>
+        </w:tc>
+        <w:tc>
+          <w:tcPr>
+            <w:tcW w:type="dxa" w:w="907"/>
           </w:tcPr>
           <w:p>
             <w:pPr>
@@ -5635,7 +6508,7 @@
       <w:tr>
         <w:tc>
           <w:tcPr>
-            <w:tcW w:type="dxa" w:w="3402"/>
+            <w:tcW w:type="dxa" w:w="1928"/>
           </w:tcPr>
           <w:p>
             <w:pPr>
@@ -5653,7 +6526,7 @@
         </w:tc>
         <w:tc>
           <w:tcPr>
-            <w:tcW w:type="dxa" w:w="3402"/>
+            <w:tcW w:type="dxa" w:w="2608"/>
           </w:tcPr>
           <w:p>
             <w:pPr>
@@ -5671,7 +6544,43 @@
         </w:tc>
         <w:tc>
           <w:tcPr>
-            <w:tcW w:type="dxa" w:w="1701"/>
+            <w:tcW w:type="dxa" w:w="1247"/>
+          </w:tcPr>
+          <w:p>
+            <w:pPr>
+              <w:spacing w:line="276" w:lineRule="auto"/>
+            </w:pPr>
+            <w:r/>
+            <w:r>
+              <w:rPr>
+                <w:rFonts w:ascii="Times New Roman" w:hAnsi="Times New Roman" w:eastAsia="宋体"/>
+                <w:sz w:val="21"/>
+              </w:rPr>
+              <w:t>—</w:t>
+            </w:r>
+          </w:p>
+        </w:tc>
+        <w:tc>
+          <w:tcPr>
+            <w:tcW w:type="dxa" w:w="1814"/>
+          </w:tcPr>
+          <w:p>
+            <w:pPr>
+              <w:spacing w:line="276" w:lineRule="auto"/>
+            </w:pPr>
+            <w:r/>
+            <w:r>
+              <w:rPr>
+                <w:rFonts w:ascii="Times New Roman" w:hAnsi="Times New Roman" w:eastAsia="宋体"/>
+                <w:sz w:val="21"/>
+              </w:rPr>
+              <w:t>项目经理（CCB）· 冀项阳</w:t>
+            </w:r>
+          </w:p>
+        </w:tc>
+        <w:tc>
+          <w:tcPr>
+            <w:tcW w:type="dxa" w:w="907"/>
           </w:tcPr>
           <w:p>
             <w:pPr>
@@ -5691,7 +6600,7 @@
       <w:tr>
         <w:tc>
           <w:tcPr>
-            <w:tcW w:type="dxa" w:w="3402"/>
+            <w:tcW w:type="dxa" w:w="1928"/>
           </w:tcPr>
           <w:p>
             <w:pPr>
@@ -5709,7 +6618,7 @@
         </w:tc>
         <w:tc>
           <w:tcPr>
-            <w:tcW w:type="dxa" w:w="3402"/>
+            <w:tcW w:type="dxa" w:w="2608"/>
           </w:tcPr>
           <w:p>
             <w:pPr>
@@ -5727,7 +6636,43 @@
         </w:tc>
         <w:tc>
           <w:tcPr>
-            <w:tcW w:type="dxa" w:w="1701"/>
+            <w:tcW w:type="dxa" w:w="1247"/>
+          </w:tcPr>
+          <w:p>
+            <w:pPr>
+              <w:spacing w:line="276" w:lineRule="auto"/>
+            </w:pPr>
+            <w:r/>
+            <w:r>
+              <w:rPr>
+                <w:rFonts w:ascii="Times New Roman" w:hAnsi="Times New Roman" w:eastAsia="宋体"/>
+                <w:sz w:val="21"/>
+              </w:rPr>
+              <w:t>—</w:t>
+            </w:r>
+          </w:p>
+        </w:tc>
+        <w:tc>
+          <w:tcPr>
+            <w:tcW w:type="dxa" w:w="1814"/>
+          </w:tcPr>
+          <w:p>
+            <w:pPr>
+              <w:spacing w:line="276" w:lineRule="auto"/>
+            </w:pPr>
+            <w:r/>
+            <w:r>
+              <w:rPr>
+                <w:rFonts w:ascii="Times New Roman" w:hAnsi="Times New Roman" w:eastAsia="宋体"/>
+                <w:sz w:val="21"/>
+              </w:rPr>
+              <w:t>项目经理（CCB）· 冀项阳</w:t>
+            </w:r>
+          </w:p>
+        </w:tc>
+        <w:tc>
+          <w:tcPr>
+            <w:tcW w:type="dxa" w:w="907"/>
           </w:tcPr>
           <w:p>
             <w:pPr>

--- a/docs/configuration/T08_配置管理计划.docx
+++ b/docs/configuration/T08_配置管理计划.docx
@@ -203,7 +203,7 @@
           <w:rFonts w:ascii="Times New Roman" w:hAnsi="Times New Roman" w:eastAsia="宋体"/>
           <w:sz w:val="24"/>
         </w:rPr>
-        <w:t>v1.4</w:t>
+        <w:t>v1.5</w:t>
       </w:r>
     </w:p>
     <w:p>
@@ -2922,7 +2922,7 @@
           <w:b w:val="0"/>
           <w:sz w:val="24"/>
         </w:rPr>
-        <w:t>（1）编号规则。配置项编号采用统一格式 CS-CI-&lt;类别缩写&gt;-&lt;序号&gt;，四段以连字符连接：CS 为项目标识（campus-sched 的缩写），用于区分本项目与其他项目的配置项；CI 为配置项固定前缀（Configuration Item），表明该工件已纳入配置管理；类别缩写为三位大写字母，表示配置项类别（见下表，如 SRC=源代码、DOC=文档、ENV=环境配置）；序号为两位数字，同一类别内唯一、登记后不复用，按登记顺序递增，可按岗位/模块预留号段。编号解剖示例：CS-CI-DOC-04 = CS（项目 campus-sched）＋ CI（配置项）＋ DOC（文档类）＋ 04（文档类第 4 号），对应配置项“配置管理计划”；指到具体版本时写作 CS-CI-DOC-04 v1.2。类别缩写如下：</w:t>
+        <w:t>（1）编号规则。配置项编号采用统一格式 CS-CI-&lt;类别缩写&gt;-&lt;序号&gt;，四段以连字符连接：CS 为项目标识（campus-sched 的缩写），用于区分本项目与其他项目的配置项；CI 为配置项固定前缀（Configuration Item），表明该工件已纳入配置管理；类别缩写为2–5 位大写字母，表示配置项类别（见下表，如 SRC=源代码、DOC=文档、ENV=环境配置）；序号为两位数字，同一类别内唯一、登记后不复用，按登记顺序递增，可按岗位/模块预留号段。编号解剖示例：CS-CI-DOC-04 = CS（项目 campus-sched）＋ CI（配置项）＋ DOC（文档类）＋ 04（文档类第 4 号），对应配置项“配置管理计划”；指到具体版本时写作 CS-CI-DOC-04 v1.5。类别缩写如下：</w:t>
       </w:r>
     </w:p>
     <w:tbl>
@@ -3500,7 +3500,7 @@
           <w:b w:val="0"/>
           <w:sz w:val="24"/>
         </w:rPr>
-        <w:t>基线提供正式基准，后续工作基于此基准进行，只有经授权后才能变更。基线命名规则：baseline/&lt;类型&gt;-v&lt;主&gt;.&lt;次&gt;。每条基线均登记建立时间与授权负责人：建立时间以基线 tag 的提交时间为准（即基线冻结并授权生效的时间），授权负责人为评审批准该基线的变更控制委员会（CCB）负责人。基线建立时机、时间、授权负责人与包含内容如下：</w:t>
+        <w:t>基线提供正式基准，后续工作基于此基准进行，只有经授权后才能变更。基线命名规则：baseline/&lt;类型&gt;-v&lt;主&gt;.&lt;次&gt;。每条基线均登记建立时间与授权负责人：建立时间以基线 tag 的提交时间为准（git 可查、可复现）；授权时间为 CCB 评审批准时间，须有可追溯记录方可填写，二者不可混同。本计划编制前已建立的三条历史基线（init-v1.0 / task-package-v2.0 / task-package-v3.0）无追溯 CCB 记录，授权暂标“待核实”，不补造、不倒造审批。基线建立时机、时间、授权负责人与包含内容如下：</w:t>
       </w:r>
     </w:p>
     <w:tbl>
@@ -3709,7 +3709,7 @@
                 <w:rFonts w:ascii="Times New Roman" w:hAnsi="Times New Roman" w:eastAsia="宋体"/>
                 <w:sz w:val="21"/>
               </w:rPr>
-              <w:t>项目经理（CCB）· 冀项阳</w:t>
+              <w:t>待核实（无追溯 CCB 记录）</w:t>
             </w:r>
           </w:p>
         </w:tc>
@@ -3819,7 +3819,7 @@
                 <w:rFonts w:ascii="Times New Roman" w:hAnsi="Times New Roman" w:eastAsia="宋体"/>
                 <w:sz w:val="21"/>
               </w:rPr>
-              <w:t>项目经理（CCB）· 冀项阳</w:t>
+              <w:t>待核实（无追溯 CCB 记录）</w:t>
             </w:r>
           </w:p>
         </w:tc>
@@ -3929,7 +3929,7 @@
                 <w:rFonts w:ascii="Times New Roman" w:hAnsi="Times New Roman" w:eastAsia="宋体"/>
                 <w:sz w:val="21"/>
               </w:rPr>
-              <w:t>项目经理（CCB）· 冀项阳</w:t>
+              <w:t>待核实（无追溯 CCB 记录）</w:t>
             </w:r>
           </w:p>
         </w:tc>
@@ -4316,7 +4316,7 @@
           <w:b w:val="0"/>
           <w:sz w:val="24"/>
         </w:rPr>
-        <w:t>建立时间以基线 tag 的提交时间为准，即基线冻结并授权生效的时间；标注“—”的基线在对应交付物评审通过后补充建立时间。</w:t>
+        <w:t>建立时间以基线 tag 的提交时间为准（git 可查）；历史基线无追溯 CCB 记录者授权标“待核实”，不补造、不倒造审批；标注“—”的基线在对应交付物评审通过后补充建立时间。</w:t>
       </w:r>
     </w:p>
     <w:p>
@@ -6206,7 +6206,7 @@
                 <w:rFonts w:ascii="Times New Roman" w:hAnsi="Times New Roman" w:eastAsia="宋体"/>
                 <w:sz w:val="21"/>
               </w:rPr>
-              <w:t>项目经理（CCB）· 冀项阳</w:t>
+              <w:t>待核实（无追溯 CCB 记录）</w:t>
             </w:r>
           </w:p>
         </w:tc>
@@ -6298,7 +6298,7 @@
                 <w:rFonts w:ascii="Times New Roman" w:hAnsi="Times New Roman" w:eastAsia="宋体"/>
                 <w:sz w:val="21"/>
               </w:rPr>
-              <w:t>项目经理（CCB）· 冀项阳</w:t>
+              <w:t>待核实（无追溯 CCB 记录）</w:t>
             </w:r>
           </w:p>
         </w:tc>
@@ -6390,7 +6390,7 @@
                 <w:rFonts w:ascii="Times New Roman" w:hAnsi="Times New Roman" w:eastAsia="宋体"/>
                 <w:sz w:val="21"/>
               </w:rPr>
-              <w:t>项目经理（CCB）· 冀项阳</w:t>
+              <w:t>待核实（无追溯 CCB 记录）</w:t>
             </w:r>
           </w:p>
         </w:tc>

--- a/docs/configuration/T08_配置管理计划.docx
+++ b/docs/configuration/T08_配置管理计划.docx
@@ -2922,7 +2922,7 @@
           <w:b w:val="0"/>
           <w:sz w:val="24"/>
         </w:rPr>
-        <w:t>（1）编号规则。配置项编号采用统一格式 CS-CI-&lt;类别缩写&gt;-&lt;序号&gt;，四段以连字符连接：CS 为项目标识（campus-sched 的缩写），用于区分本项目与其他项目的配置项；CI 为配置项固定前缀（Configuration Item），表明该工件已纳入配置管理；类别缩写为2–5 位大写字母，表示配置项类别（见下表，如 SRC=源代码、DOC=文档、ENV=环境配置）；序号为两位数字，同一类别内唯一、登记后不复用，按登记顺序递增，可按岗位/模块预留号段。编号解剖示例：CS-CI-DOC-04 = CS（项目 campus-sched）＋ CI（配置项）＋ DOC（文档类）＋ 04（文档类第 4 号），对应配置项“配置管理计划”；指到具体版本时写作 CS-CI-DOC-04 v1.5。类别缩写如下：</w:t>
+        <w:t>（1）编号规则。配置项编号采用统一格式 CS-CI-&lt;类别缩写&gt;-&lt;序号&gt;，四段以连字符连接：CS 为项目标识（campus-sched 的缩写），用于区分本项目与其他项目的配置项；CI 为配置项固定前缀（Configuration Item），表明该工件已纳入配置管理；类别缩写为2–5 位大写字母，表示配置项类别（见下表，如 SRC=源代码、DOC=文档、ENV=环境配置、DATA=数据、MODEL=模型图；DATA/MODEL 为英文整词，位数分别为 4/5，与三位缩写并存）；序号为两位数字，同一类别内唯一、登记后不复用，按登记顺序递增，可按岗位/模块预留号段。编号解剖示例：CS-CI-DOC-04 = CS（项目 campus-sched）＋ CI（配置项）＋ DOC（文档类）＋ 04（文档类第 4 号），对应配置项“配置管理计划”；指到具体版本时写作 CS-CI-DOC-04 v1.5。同类实例：CS-CI-DATA-01 = 数据类第 1 号（对应“演示数据集 v3.0”）；CS-CI-MODEL-01 = 模型图类第 1 号（类别已定义，待 models/ 产出真实图源后登记）。类别缩写如下：</w:t>
       </w:r>
     </w:p>
     <w:tbl>
@@ -3500,7 +3500,7 @@
           <w:b w:val="0"/>
           <w:sz w:val="24"/>
         </w:rPr>
-        <w:t>基线提供正式基准，后续工作基于此基准进行，只有经授权后才能变更。基线命名规则：baseline/&lt;类型&gt;-v&lt;主&gt;.&lt;次&gt;。每条基线均登记建立时间与授权负责人：建立时间以基线 tag 的提交时间为准（git 可查、可复现）；授权时间为 CCB 评审批准时间，须有可追溯记录方可填写，二者不可混同。本计划编制前已建立的三条历史基线（init-v1.0 / task-package-v2.0 / task-package-v3.0）无追溯 CCB 记录，授权暂标“待核实”，不补造、不倒造审批。基线建立时机、时间、授权负责人与包含内容如下：</w:t>
+        <w:t>基线提供正式基准，后续工作基于此基准进行，只有经授权后才能变更。基线命名规则：baseline/&lt;类型&gt;-v&lt;主&gt;.&lt;次&gt;。每条基线均登记建立时间与授权负责人：建立时间以基线 tag 的提交时间为准（git 可查、可复现）；tag 时间为 tag 对象的创建时间（轻量 tag 与 commit 相同，注解 tag 可单独记录）；授权时间为 CCB 评审批准时间，须有可追溯记录方可填写，三者不可混同。本计划编制前已建立的三条历史基线（init-v1.0 / task-package-v2.0 / task-package-v3.0）无追溯 CCB 记录，授权暂标“待核实”，不补造、不倒造审批。基线建立时机、时间、授权负责人与包含内容如下：</w:t>
       </w:r>
     </w:p>
     <w:tbl>

--- a/docs/configuration/T08_配置管理计划.docx
+++ b/docs/configuration/T08_配置管理计划.docx
@@ -3727,7 +3727,7 @@
                 <w:rFonts w:ascii="Times New Roman" w:hAnsi="Times New Roman" w:eastAsia="宋体"/>
                 <w:sz w:val="21"/>
               </w:rPr>
-              <w:t>任务包 v3.0、仓库元文件与目录结构</w:t>
+              <w:t>任务包并入、仓库结构定型</w:t>
             </w:r>
           </w:p>
         </w:tc>
